--- a/docs/submission_eid/supplements/Appendix_methods_eid.docx
+++ b/docs/submission_eid/supplements/Appendix_methods_eid.docx
@@ -14,7 +14,7 @@
           <w:i w:val="0"/>
           <w:sz w:val="28"/>
         </w:rPr>
-        <w:t>Appendix: Statistical Methods</w:t>
+        <w:t>Appendix: Methods and EID Evidence Package</w:t>
       </w:r>
     </w:p>
     <w:p>
@@ -29,7 +29,7 @@
           <w:i w:val="0"/>
           <w:sz w:val="24"/>
         </w:rPr>
-        <w:t>Incidence and Count Scale</w:t>
+        <w:t>A. Source Audit and Data Construction</w:t>
       </w:r>
     </w:p>
     <w:p>
@@ -44,7 +44,337 @@
           <w:i w:val="0"/>
           <w:sz w:val="24"/>
         </w:rPr>
-        <w:t>For country i and year t, reported incidence per 100,000 population was computed as:</w:t>
+        <w:t>The benchmark uses public aggregate EU/EEA country-year reported hantavirus</w:t>
+      </w:r>
+    </w:p>
+    <w:p>
+      <w:pPr>
+        <w:spacing w:before="0" w:after="0" w:line="480" w:lineRule="auto"/>
+        <w:jc w:val="left"/>
+      </w:pPr>
+      <w:r>
+        <w:rPr>
+          <w:rFonts w:ascii="Times New Roman" w:hAnsi="Times New Roman"/>
+          <w:b w:val="0"/>
+          <w:i w:val="0"/>
+          <w:sz w:val="24"/>
+        </w:rPr>
+        <w:t>surveillance labels for 2019-2023. Annual totals reconcile exactly to ECDC:</w:t>
+      </w:r>
+    </w:p>
+    <w:p>
+      <w:pPr>
+        <w:spacing w:before="0" w:after="0" w:line="480" w:lineRule="auto"/>
+        <w:jc w:val="left"/>
+      </w:pPr>
+      <w:r>
+        <w:rPr>
+          <w:rFonts w:ascii="Times New Roman" w:hAnsi="Times New Roman"/>
+          <w:b w:val="0"/>
+          <w:i w:val="0"/>
+          <w:sz w:val="24"/>
+        </w:rPr>
+        <w:t>4,088; 1,693; 4,947; 2,185; and 1,885 reported cases. Belgium 2023 and Cyprus</w:t>
+      </w:r>
+    </w:p>
+    <w:p>
+      <w:pPr>
+        <w:spacing w:before="0" w:after="0" w:line="480" w:lineRule="auto"/>
+        <w:jc w:val="left"/>
+      </w:pPr>
+      <w:r>
+        <w:rPr>
+          <w:rFonts w:ascii="Times New Roman" w:hAnsi="Times New Roman"/>
+          <w:b w:val="0"/>
+          <w:i w:val="0"/>
+          <w:sz w:val="24"/>
+        </w:rPr>
+        <w:t>2023 are flagged as source-quality grade C; all other rows are grade B.</w:t>
+      </w:r>
+    </w:p>
+    <w:p>
+      <w:pPr>
+        <w:spacing w:before="0" w:after="0" w:line="480" w:lineRule="auto"/>
+        <w:jc w:val="left"/>
+      </w:pPr>
+      <w:r>
+        <w:rPr>
+          <w:rFonts w:ascii="Times New Roman" w:hAnsi="Times New Roman"/>
+          <w:b w:val="0"/>
+          <w:i w:val="0"/>
+          <w:sz w:val="24"/>
+        </w:rPr>
+        <w:t>Primary source and model-input files:</w:t>
+      </w:r>
+    </w:p>
+    <w:p>
+      <w:pPr>
+        <w:spacing w:before="0" w:after="0" w:line="480" w:lineRule="auto"/>
+        <w:jc w:val="left"/>
+      </w:pPr>
+      <w:r>
+        <w:rPr>
+          <w:rFonts w:ascii="Times New Roman" w:hAnsi="Times New Roman"/>
+          <w:b w:val="0"/>
+          <w:i w:val="0"/>
+          <w:sz w:val="24"/>
+        </w:rPr>
+        <w:t>- docs/submission_eid/tables/table1_model_inputs.csv</w:t>
+      </w:r>
+    </w:p>
+    <w:p>
+      <w:pPr>
+        <w:spacing w:before="0" w:after="0" w:line="480" w:lineRule="auto"/>
+        <w:jc w:val="left"/>
+      </w:pPr>
+      <w:r>
+        <w:rPr>
+          <w:rFonts w:ascii="Times New Roman" w:hAnsi="Times New Roman"/>
+          <w:b w:val="0"/>
+          <w:i w:val="0"/>
+          <w:sz w:val="24"/>
+        </w:rPr>
+        <w:t>- docs/submission_eid/tables/table1_model_inputs.md</w:t>
+      </w:r>
+    </w:p>
+    <w:p>
+      <w:pPr>
+        <w:spacing w:before="0" w:after="0" w:line="480" w:lineRule="auto"/>
+        <w:jc w:val="left"/>
+      </w:pPr>
+      <w:r>
+        <w:rPr>
+          <w:rFonts w:ascii="Times New Roman" w:hAnsi="Times New Roman"/>
+          <w:b w:val="0"/>
+          <w:i w:val="0"/>
+          <w:sz w:val="24"/>
+        </w:rPr>
+        <w:t>- docs/submission_eid/reproducibility_manifest.md</w:t>
+      </w:r>
+    </w:p>
+    <w:p>
+      <w:pPr>
+        <w:spacing w:before="120" w:after="0" w:line="480" w:lineRule="auto"/>
+        <w:jc w:val="left"/>
+      </w:pPr>
+      <w:r>
+        <w:rPr>
+          <w:rFonts w:ascii="Times New Roman" w:hAnsi="Times New Roman"/>
+          <w:b/>
+          <w:i w:val="0"/>
+          <w:sz w:val="24"/>
+        </w:rPr>
+        <w:t>B. Complete Feature Dictionary and Inclusion Logic</w:t>
+      </w:r>
+    </w:p>
+    <w:p>
+      <w:pPr>
+        <w:spacing w:before="0" w:after="0" w:line="480" w:lineRule="auto"/>
+        <w:jc w:val="left"/>
+      </w:pPr>
+      <w:r>
+        <w:rPr>
+          <w:rFonts w:ascii="Times New Roman" w:hAnsi="Times New Roman"/>
+          <w:b w:val="0"/>
+          <w:i w:val="0"/>
+          <w:sz w:val="24"/>
+        </w:rPr>
+        <w:t>The complete EID Table 1 contains category, variable name, definition, unit,</w:t>
+      </w:r>
+    </w:p>
+    <w:p>
+      <w:pPr>
+        <w:spacing w:before="0" w:after="0" w:line="480" w:lineRule="auto"/>
+        <w:jc w:val="left"/>
+      </w:pPr>
+      <w:r>
+        <w:rPr>
+          <w:rFonts w:ascii="Times New Roman" w:hAnsi="Times New Roman"/>
+          <w:b w:val="0"/>
+          <w:i w:val="0"/>
+          <w:sz w:val="24"/>
+        </w:rPr>
+        <w:t>source, years available, lag, training range, missingness counts, missingness</w:t>
+      </w:r>
+    </w:p>
+    <w:p>
+      <w:pPr>
+        <w:spacing w:before="0" w:after="0" w:line="480" w:lineRule="auto"/>
+        <w:jc w:val="left"/>
+      </w:pPr>
+      <w:r>
+        <w:rPr>
+          <w:rFonts w:ascii="Times New Roman" w:hAnsi="Times New Roman"/>
+          <w:b w:val="0"/>
+          <w:i w:val="0"/>
+          <w:sz w:val="24"/>
+        </w:rPr>
+        <w:t>rule, feature-set inclusion, rationale, limitation, and leakage check.</w:t>
+      </w:r>
+    </w:p>
+    <w:p>
+      <w:pPr>
+        <w:spacing w:before="0" w:after="0" w:line="480" w:lineRule="auto"/>
+        <w:jc w:val="left"/>
+      </w:pPr>
+      <w:r>
+        <w:rPr>
+          <w:rFonts w:ascii="Times New Roman" w:hAnsi="Times New Roman"/>
+          <w:b w:val="0"/>
+          <w:i w:val="0"/>
+          <w:sz w:val="24"/>
+        </w:rPr>
+        <w:t>Feature blocks:</w:t>
+      </w:r>
+    </w:p>
+    <w:p>
+      <w:pPr>
+        <w:spacing w:before="0" w:after="0" w:line="480" w:lineRule="auto"/>
+        <w:jc w:val="left"/>
+      </w:pPr>
+      <w:r>
+        <w:rPr>
+          <w:rFonts w:ascii="Times New Roman" w:hAnsi="Times New Roman"/>
+          <w:b w:val="0"/>
+          <w:i w:val="0"/>
+          <w:sz w:val="24"/>
+        </w:rPr>
+        <w:t>1. Surveillance only: target year, pandemic-period indicator, lagged country</w:t>
+      </w:r>
+    </w:p>
+    <w:p>
+      <w:pPr>
+        <w:spacing w:before="0" w:after="0" w:line="480" w:lineRule="auto"/>
+        <w:jc w:val="left"/>
+      </w:pPr>
+      <w:r>
+        <w:rPr>
+          <w:rFonts w:ascii="Times New Roman" w:hAnsi="Times New Roman"/>
+          <w:b w:val="0"/>
+          <w:i w:val="0"/>
+          <w:sz w:val="24"/>
+        </w:rPr>
+        <w:t xml:space="preserve">   rate summaries, regional history, and overall panel history.</w:t>
+      </w:r>
+    </w:p>
+    <w:p>
+      <w:pPr>
+        <w:spacing w:before="0" w:after="0" w:line="480" w:lineRule="auto"/>
+        <w:jc w:val="left"/>
+      </w:pPr>
+      <w:r>
+        <w:rPr>
+          <w:rFonts w:ascii="Times New Roman" w:hAnsi="Times New Roman"/>
+          <w:b w:val="0"/>
+          <w:i w:val="0"/>
+          <w:sz w:val="24"/>
+        </w:rPr>
+        <w:t>2. Context: surveillance plus World Bank rurality and GDP.</w:t>
+      </w:r>
+    </w:p>
+    <w:p>
+      <w:pPr>
+        <w:spacing w:before="0" w:after="0" w:line="480" w:lineRule="auto"/>
+        <w:jc w:val="left"/>
+      </w:pPr>
+      <w:r>
+        <w:rPr>
+          <w:rFonts w:ascii="Times New Roman" w:hAnsi="Times New Roman"/>
+          <w:b w:val="0"/>
+          <w:i w:val="0"/>
+          <w:sz w:val="24"/>
+        </w:rPr>
+        <w:t>3. Land use: context plus FAOSTAT land-use shares.</w:t>
+      </w:r>
+    </w:p>
+    <w:p>
+      <w:pPr>
+        <w:spacing w:before="0" w:after="0" w:line="480" w:lineRule="auto"/>
+        <w:jc w:val="left"/>
+      </w:pPr>
+      <w:r>
+        <w:rPr>
+          <w:rFonts w:ascii="Times New Roman" w:hAnsi="Times New Roman"/>
+          <w:b w:val="0"/>
+          <w:i w:val="0"/>
+          <w:sz w:val="24"/>
+        </w:rPr>
+        <w:t>4. Climate: land use plus TerraClimate lag-1 climate and water-balance summaries.</w:t>
+      </w:r>
+    </w:p>
+    <w:p>
+      <w:pPr>
+        <w:spacing w:before="0" w:after="0" w:line="480" w:lineRule="auto"/>
+        <w:jc w:val="left"/>
+      </w:pPr>
+      <w:r>
+        <w:rPr>
+          <w:rFonts w:ascii="Times New Roman" w:hAnsi="Times New Roman"/>
+          <w:b w:val="0"/>
+          <w:i w:val="0"/>
+          <w:sz w:val="24"/>
+        </w:rPr>
+        <w:t>5. All public: climate plus ECDC/source-quality metadata.</w:t>
+      </w:r>
+    </w:p>
+    <w:p>
+      <w:pPr>
+        <w:spacing w:before="0" w:after="0" w:line="480" w:lineRule="auto"/>
+        <w:jc w:val="left"/>
+      </w:pPr>
+      <w:r>
+        <w:rPr>
+          <w:rFonts w:ascii="Times New Roman" w:hAnsi="Times New Roman"/>
+          <w:b w:val="0"/>
+          <w:i w:val="0"/>
+          <w:sz w:val="24"/>
+        </w:rPr>
+        <w:t>MODIS NDVI/EVI is documented as an excluded candidate because quality-masked</w:t>
+      </w:r>
+    </w:p>
+    <w:p>
+      <w:pPr>
+        <w:spacing w:before="0" w:after="0" w:line="480" w:lineRule="auto"/>
+        <w:jc w:val="left"/>
+      </w:pPr>
+      <w:r>
+        <w:rPr>
+          <w:rFonts w:ascii="Times New Roman" w:hAnsi="Times New Roman"/>
+          <w:b w:val="0"/>
+          <w:i w:val="0"/>
+          <w:sz w:val="24"/>
+        </w:rPr>
+        <w:t>country-year aggregation was not implemented and audited for this submission.</w:t>
+      </w:r>
+    </w:p>
+    <w:p>
+      <w:pPr>
+        <w:spacing w:before="120" w:after="0" w:line="480" w:lineRule="auto"/>
+        <w:jc w:val="left"/>
+      </w:pPr>
+      <w:r>
+        <w:rPr>
+          <w:rFonts w:ascii="Times New Roman" w:hAnsi="Times New Roman"/>
+          <w:b/>
+          <w:i w:val="0"/>
+          <w:sz w:val="24"/>
+        </w:rPr>
+        <w:t>C. Model Schematic</w:t>
+      </w:r>
+    </w:p>
+    <w:p>
+      <w:pPr>
+        <w:spacing w:before="0" w:after="0" w:line="480" w:lineRule="auto"/>
+        <w:jc w:val="left"/>
+      </w:pPr>
+      <w:r>
+        <w:rPr>
+          <w:rFonts w:ascii="Times New Roman" w:hAnsi="Times New Roman"/>
+          <w:b w:val="0"/>
+          <w:i w:val="0"/>
+          <w:sz w:val="24"/>
+        </w:rPr>
+        <w:t>Appendix Figure model_schematic shows the workflow:</w:t>
       </w:r>
     </w:p>
     <w:p>
@@ -74,14 +404,8 @@
           <w:i w:val="0"/>
           <w:sz w:val="24"/>
         </w:rPr>
-        <w:t>incidence_per_100k_it = cases_it / population_it * 100,000</w:t>
+        <w:t>ECDC labels -&gt; public covariate joins -&gt; training-only imputation/screening -&gt;</w:t>
       </w:r>
-    </w:p>
-    <w:p>
-      <w:pPr>
-        <w:spacing w:before="0" w:after="0" w:line="480" w:lineRule="auto"/>
-        <w:jc w:val="left"/>
-      </w:pPr>
     </w:p>
     <w:p>
       <w:pPr>
@@ -95,7 +419,43 @@
           <w:i w:val="0"/>
           <w:sz w:val="24"/>
         </w:rPr>
-        <w:t>For rate-based forecasts, the predicted count mean was:</w:t>
+        <w:t>baselines and covariate blocks -&gt; 2022 validation / 2023 locked test -&gt;</w:t>
+      </w:r>
+    </w:p>
+    <w:p>
+      <w:pPr>
+        <w:spacing w:before="0" w:after="0" w:line="480" w:lineRule="auto"/>
+        <w:jc w:val="left"/>
+      </w:pPr>
+      <w:r>
+        <w:rPr>
+          <w:rFonts w:ascii="Times New Roman" w:hAnsi="Times New Roman"/>
+          <w:b w:val="0"/>
+          <w:i w:val="0"/>
+          <w:sz w:val="24"/>
+        </w:rPr>
+        <w:t>WIS, coverage, width, MAE, Brier -&gt; sensitivity, influence, detectability</w:t>
+      </w:r>
+    </w:p>
+    <w:p>
+      <w:pPr>
+        <w:spacing w:before="0" w:after="0" w:line="480" w:lineRule="auto"/>
+        <w:jc w:val="left"/>
+      </w:pPr>
+    </w:p>
+    <w:p>
+      <w:pPr>
+        <w:spacing w:before="0" w:after="0" w:line="480" w:lineRule="auto"/>
+        <w:jc w:val="left"/>
+      </w:pPr>
+      <w:r>
+        <w:rPr>
+          <w:rFonts w:ascii="Times New Roman" w:hAnsi="Times New Roman"/>
+          <w:b w:val="0"/>
+          <w:i w:val="0"/>
+          <w:sz w:val="24"/>
+        </w:rPr>
+        <w:t>The schematic is stored at:</w:t>
       </w:r>
     </w:p>
     <w:p>
@@ -125,7 +485,7 @@
           <w:i w:val="0"/>
           <w:sz w:val="24"/>
         </w:rPr>
-        <w:t>mu_it = predicted_rate_per_100k_it / 100,000 * population_it</w:t>
+        <w:t>docs/submission_eid/figures/Appendix_Figure_model_schematic.tif</w:t>
       </w:r>
     </w:p>
     <w:p>
@@ -133,6 +493,21 @@
         <w:spacing w:before="0" w:after="0" w:line="480" w:lineRule="auto"/>
         <w:jc w:val="left"/>
       </w:pPr>
+    </w:p>
+    <w:p>
+      <w:pPr>
+        <w:spacing w:before="120" w:after="0" w:line="480" w:lineRule="auto"/>
+        <w:jc w:val="left"/>
+      </w:pPr>
+      <w:r>
+        <w:rPr>
+          <w:rFonts w:ascii="Times New Roman" w:hAnsi="Times New Roman"/>
+          <w:b/>
+          <w:i w:val="0"/>
+          <w:sz w:val="24"/>
+        </w:rPr>
+        <w:t>D. Forecasting Workflow</w:t>
+      </w:r>
     </w:p>
     <w:p>
       <w:pPr>
@@ -146,67 +521,7 @@
           <w:i w:val="0"/>
           <w:sz w:val="24"/>
         </w:rPr>
-        <w:t>All weighted interval score, coverage, interval-width, mean absolute error, and</w:t>
-      </w:r>
-    </w:p>
-    <w:p>
-      <w:pPr>
-        <w:spacing w:before="0" w:after="0" w:line="480" w:lineRule="auto"/>
-        <w:jc w:val="left"/>
-      </w:pPr>
-      <w:r>
-        <w:rPr>
-          <w:rFonts w:ascii="Times New Roman" w:hAnsi="Times New Roman"/>
-          <w:b w:val="0"/>
-          <w:i w:val="0"/>
-          <w:sz w:val="24"/>
-        </w:rPr>
-        <w:t>Brier-score calculations were performed on reported annual case counts, not on</w:t>
-      </w:r>
-    </w:p>
-    <w:p>
-      <w:pPr>
-        <w:spacing w:before="0" w:after="0" w:line="480" w:lineRule="auto"/>
-        <w:jc w:val="left"/>
-      </w:pPr>
-      <w:r>
-        <w:rPr>
-          <w:rFonts w:ascii="Times New Roman" w:hAnsi="Times New Roman"/>
-          <w:b w:val="0"/>
-          <w:i w:val="0"/>
-          <w:sz w:val="24"/>
-        </w:rPr>
-        <w:t>incidence rates.</w:t>
-      </w:r>
-    </w:p>
-    <w:p>
-      <w:pPr>
-        <w:spacing w:before="120" w:after="0" w:line="480" w:lineRule="auto"/>
-        <w:jc w:val="left"/>
-      </w:pPr>
-      <w:r>
-        <w:rPr>
-          <w:rFonts w:ascii="Times New Roman" w:hAnsi="Times New Roman"/>
-          <w:b/>
-          <w:i w:val="0"/>
-          <w:sz w:val="24"/>
-        </w:rPr>
-        <w:t>Forecast Baselines</w:t>
-      </w:r>
-    </w:p>
-    <w:p>
-      <w:pPr>
-        <w:spacing w:before="0" w:after="0" w:line="480" w:lineRule="auto"/>
-        <w:jc w:val="left"/>
-      </w:pPr>
-      <w:r>
-        <w:rPr>
-          <w:rFonts w:ascii="Times New Roman" w:hAnsi="Times New Roman"/>
-          <w:b w:val="0"/>
-          <w:i w:val="0"/>
-          <w:sz w:val="24"/>
-        </w:rPr>
-        <w:t>Last-observed country-rate baseline:</w:t>
+        <w:t>Primary split:</w:t>
       </w:r>
     </w:p>
     <w:p>
@@ -236,7 +551,7 @@
           <w:i w:val="0"/>
           <w:sz w:val="24"/>
         </w:rPr>
-        <w:t>r_hat_it = incidence_i,t-1</w:t>
+        <w:t>train: 2019-2021</w:t>
       </w:r>
     </w:p>
     <w:p>
@@ -251,7 +566,7 @@
           <w:i w:val="0"/>
           <w:sz w:val="24"/>
         </w:rPr>
-        <w:t>mu_hat_it = r_hat_it / 100,000 * population_it</w:t>
+        <w:t>validate: 2022</w:t>
       </w:r>
     </w:p>
     <w:p>
@@ -266,7 +581,7 @@
           <w:i w:val="0"/>
           <w:sz w:val="24"/>
         </w:rPr>
-        <w:t>Y_it ~ Poisson(mu_hat_it)</w:t>
+        <w:t>test: 2023</w:t>
       </w:r>
     </w:p>
     <w:p>
@@ -287,7 +602,7 @@
           <w:i w:val="0"/>
           <w:sz w:val="24"/>
         </w:rPr>
-        <w:t>Country historical mean-rate baseline:</w:t>
+        <w:t>All imputation, feature screening, and tuning steps use training rows or the</w:t>
       </w:r>
     </w:p>
     <w:p>
@@ -302,7 +617,22 @@
           <w:i w:val="0"/>
           <w:sz w:val="24"/>
         </w:rPr>
-        <w:t>text</w:t>
+        <w:t>validation year only. Target-year case counts are never used as predictors.</w:t>
+      </w:r>
+    </w:p>
+    <w:p>
+      <w:pPr>
+        <w:spacing w:before="120" w:after="0" w:line="480" w:lineRule="auto"/>
+        <w:jc w:val="left"/>
+      </w:pPr>
+      <w:r>
+        <w:rPr>
+          <w:rFonts w:ascii="Times New Roman" w:hAnsi="Times New Roman"/>
+          <w:b/>
+          <w:i w:val="0"/>
+          <w:sz w:val="24"/>
+        </w:rPr>
+        <w:t>E. Weighted Interval Score Details</w:t>
       </w:r>
     </w:p>
     <w:p>
@@ -317,619 +647,7 @@
           <w:i w:val="0"/>
           <w:sz w:val="24"/>
         </w:rPr>
-        <w:t>r_hat_it = mean(incidence_i,s for all s &lt; t)</w:t>
-      </w:r>
-    </w:p>
-    <w:p>
-      <w:pPr>
-        <w:spacing w:before="0" w:after="0" w:line="480" w:lineRule="auto"/>
-        <w:jc w:val="left"/>
-      </w:pPr>
-      <w:r>
-        <w:rPr>
-          <w:rFonts w:ascii="Times New Roman" w:hAnsi="Times New Roman"/>
-          <w:b w:val="0"/>
-          <w:i w:val="0"/>
-          <w:sz w:val="24"/>
-        </w:rPr>
-        <w:t>mu_hat_it = r_hat_it / 100,000 * population_it</w:t>
-      </w:r>
-    </w:p>
-    <w:p>
-      <w:pPr>
-        <w:spacing w:before="0" w:after="0" w:line="480" w:lineRule="auto"/>
-        <w:jc w:val="left"/>
-      </w:pPr>
-      <w:r>
-        <w:rPr>
-          <w:rFonts w:ascii="Times New Roman" w:hAnsi="Times New Roman"/>
-          <w:b w:val="0"/>
-          <w:i w:val="0"/>
-          <w:sz w:val="24"/>
-        </w:rPr>
-        <w:t>Y_it ~ Poisson(mu_hat_it)</w:t>
-      </w:r>
-    </w:p>
-    <w:p>
-      <w:pPr>
-        <w:spacing w:before="0" w:after="0" w:line="480" w:lineRule="auto"/>
-        <w:jc w:val="left"/>
-      </w:pPr>
-    </w:p>
-    <w:p>
-      <w:pPr>
-        <w:spacing w:before="0" w:after="0" w:line="480" w:lineRule="auto"/>
-        <w:jc w:val="left"/>
-      </w:pPr>
-      <w:r>
-        <w:rPr>
-          <w:rFonts w:ascii="Times New Roman" w:hAnsi="Times New Roman"/>
-          <w:b w:val="0"/>
-          <w:i w:val="0"/>
-          <w:sz w:val="24"/>
-        </w:rPr>
-        <w:t>Empirical negative-binomial baseline:</w:t>
-      </w:r>
-    </w:p>
-    <w:p>
-      <w:pPr>
-        <w:spacing w:before="0" w:after="0" w:line="480" w:lineRule="auto"/>
-        <w:jc w:val="left"/>
-      </w:pPr>
-      <w:r>
-        <w:rPr>
-          <w:rFonts w:ascii="Times New Roman" w:hAnsi="Times New Roman"/>
-          <w:b w:val="0"/>
-          <w:i w:val="0"/>
-          <w:sz w:val="24"/>
-        </w:rPr>
-        <w:t>text</w:t>
-      </w:r>
-    </w:p>
-    <w:p>
-      <w:pPr>
-        <w:spacing w:before="0" w:after="0" w:line="480" w:lineRule="auto"/>
-        <w:jc w:val="left"/>
-      </w:pPr>
-      <w:r>
-        <w:rPr>
-          <w:rFonts w:ascii="Times New Roman" w:hAnsi="Times New Roman"/>
-          <w:b w:val="0"/>
-          <w:i w:val="0"/>
-          <w:sz w:val="24"/>
-        </w:rPr>
-        <w:t>alpha_nb = max((var(y_train) - mean(y_train)) / mean(y_train)^2, 1e-6)</w:t>
-      </w:r>
-    </w:p>
-    <w:p>
-      <w:pPr>
-        <w:spacing w:before="0" w:after="0" w:line="480" w:lineRule="auto"/>
-        <w:jc w:val="left"/>
-      </w:pPr>
-      <w:r>
-        <w:rPr>
-          <w:rFonts w:ascii="Times New Roman" w:hAnsi="Times New Roman"/>
-          <w:b w:val="0"/>
-          <w:i w:val="0"/>
-          <w:sz w:val="24"/>
-        </w:rPr>
-        <w:t>size = 1 / alpha_nb</w:t>
-      </w:r>
-    </w:p>
-    <w:p>
-      <w:pPr>
-        <w:spacing w:before="0" w:after="0" w:line="480" w:lineRule="auto"/>
-        <w:jc w:val="left"/>
-      </w:pPr>
-      <w:r>
-        <w:rPr>
-          <w:rFonts w:ascii="Times New Roman" w:hAnsi="Times New Roman"/>
-          <w:b w:val="0"/>
-          <w:i w:val="0"/>
-          <w:sz w:val="24"/>
-        </w:rPr>
-        <w:t>prob = size / (size + mu_hat_it)</w:t>
-      </w:r>
-    </w:p>
-    <w:p>
-      <w:pPr>
-        <w:spacing w:before="0" w:after="0" w:line="480" w:lineRule="auto"/>
-        <w:jc w:val="left"/>
-      </w:pPr>
-      <w:r>
-        <w:rPr>
-          <w:rFonts w:ascii="Times New Roman" w:hAnsi="Times New Roman"/>
-          <w:b w:val="0"/>
-          <w:i w:val="0"/>
-          <w:sz w:val="24"/>
-        </w:rPr>
-        <w:t>Y_it ~ NegBin(size, prob)</w:t>
-      </w:r>
-    </w:p>
-    <w:p>
-      <w:pPr>
-        <w:spacing w:before="0" w:after="0" w:line="480" w:lineRule="auto"/>
-        <w:jc w:val="left"/>
-      </w:pPr>
-    </w:p>
-    <w:p>
-      <w:pPr>
-        <w:spacing w:before="0" w:after="0" w:line="480" w:lineRule="auto"/>
-        <w:jc w:val="left"/>
-      </w:pPr>
-      <w:r>
-        <w:rPr>
-          <w:rFonts w:ascii="Times New Roman" w:hAnsi="Times New Roman"/>
-          <w:b w:val="0"/>
-          <w:i w:val="0"/>
-          <w:sz w:val="24"/>
-        </w:rPr>
-        <w:t>Hierarchical negative-binomial baseline:</w:t>
-      </w:r>
-    </w:p>
-    <w:p>
-      <w:pPr>
-        <w:spacing w:before="0" w:after="0" w:line="480" w:lineRule="auto"/>
-        <w:jc w:val="left"/>
-      </w:pPr>
-      <w:r>
-        <w:rPr>
-          <w:rFonts w:ascii="Times New Roman" w:hAnsi="Times New Roman"/>
-          <w:b w:val="0"/>
-          <w:i w:val="0"/>
-          <w:sz w:val="24"/>
-        </w:rPr>
-        <w:t>text</w:t>
-      </w:r>
-    </w:p>
-    <w:p>
-      <w:pPr>
-        <w:spacing w:before="0" w:after="0" w:line="480" w:lineRule="auto"/>
-        <w:jc w:val="left"/>
-      </w:pPr>
-      <w:r>
-        <w:rPr>
-          <w:rFonts w:ascii="Times New Roman" w:hAnsi="Times New Roman"/>
-          <w:b w:val="0"/>
-          <w:i w:val="0"/>
-          <w:sz w:val="24"/>
-        </w:rPr>
-        <w:t>r_country = country historical mean rate</w:t>
-      </w:r>
-    </w:p>
-    <w:p>
-      <w:pPr>
-        <w:spacing w:before="0" w:after="0" w:line="480" w:lineRule="auto"/>
-        <w:jc w:val="left"/>
-      </w:pPr>
-      <w:r>
-        <w:rPr>
-          <w:rFonts w:ascii="Times New Roman" w:hAnsi="Times New Roman"/>
-          <w:b w:val="0"/>
-          <w:i w:val="0"/>
-          <w:sz w:val="24"/>
-        </w:rPr>
-        <w:t>r_region = region historical mean rate</w:t>
-      </w:r>
-    </w:p>
-    <w:p>
-      <w:pPr>
-        <w:spacing w:before="0" w:after="0" w:line="480" w:lineRule="auto"/>
-        <w:jc w:val="left"/>
-      </w:pPr>
-      <w:r>
-        <w:rPr>
-          <w:rFonts w:ascii="Times New Roman" w:hAnsi="Times New Roman"/>
-          <w:b w:val="0"/>
-          <w:i w:val="0"/>
-          <w:sz w:val="24"/>
-        </w:rPr>
-        <w:t>n_i = number of prior country observations</w:t>
-      </w:r>
-    </w:p>
-    <w:p>
-      <w:pPr>
-        <w:spacing w:before="0" w:after="0" w:line="480" w:lineRule="auto"/>
-        <w:jc w:val="left"/>
-      </w:pPr>
-      <w:r>
-        <w:rPr>
-          <w:rFonts w:ascii="Times New Roman" w:hAnsi="Times New Roman"/>
-          <w:b w:val="0"/>
-          <w:i w:val="0"/>
-          <w:sz w:val="24"/>
-        </w:rPr>
-        <w:t>lambda_i = n_i / (n_i + k)</w:t>
-      </w:r>
-    </w:p>
-    <w:p>
-      <w:pPr>
-        <w:spacing w:before="0" w:after="0" w:line="480" w:lineRule="auto"/>
-        <w:jc w:val="left"/>
-      </w:pPr>
-      <w:r>
-        <w:rPr>
-          <w:rFonts w:ascii="Times New Roman" w:hAnsi="Times New Roman"/>
-          <w:b w:val="0"/>
-          <w:i w:val="0"/>
-          <w:sz w:val="24"/>
-        </w:rPr>
-        <w:t xml:space="preserve">r_hat_it = lambda_i </w:t>
-      </w:r>
-      <w:r>
-        <w:rPr>
-          <w:rFonts w:ascii="Times New Roman" w:hAnsi="Times New Roman"/>
-          <w:b w:val="0"/>
-          <w:i/>
-          <w:sz w:val="24"/>
-        </w:rPr>
-        <w:t xml:space="preserve"> r_country + (1 - lambda_i) </w:t>
-      </w:r>
-      <w:r>
-        <w:rPr>
-          <w:rFonts w:ascii="Times New Roman" w:hAnsi="Times New Roman"/>
-          <w:b w:val="0"/>
-          <w:i w:val="0"/>
-          <w:sz w:val="24"/>
-        </w:rPr>
-        <w:t xml:space="preserve"> r_region</w:t>
-      </w:r>
-    </w:p>
-    <w:p>
-      <w:pPr>
-        <w:spacing w:before="0" w:after="0" w:line="480" w:lineRule="auto"/>
-        <w:jc w:val="left"/>
-      </w:pPr>
-      <w:r>
-        <w:rPr>
-          <w:rFonts w:ascii="Times New Roman" w:hAnsi="Times New Roman"/>
-          <w:b w:val="0"/>
-          <w:i w:val="0"/>
-          <w:sz w:val="24"/>
-        </w:rPr>
-        <w:t>mu_hat_it = r_hat_it / 100,000 * population_it</w:t>
-      </w:r>
-    </w:p>
-    <w:p>
-      <w:pPr>
-        <w:spacing w:before="0" w:after="0" w:line="480" w:lineRule="auto"/>
-        <w:jc w:val="left"/>
-      </w:pPr>
-    </w:p>
-    <w:p>
-      <w:pPr>
-        <w:spacing w:before="0" w:after="0" w:line="480" w:lineRule="auto"/>
-        <w:jc w:val="left"/>
-      </w:pPr>
-      <w:r>
-        <w:rPr>
-          <w:rFonts w:ascii="Times New Roman" w:hAnsi="Times New Roman"/>
-          <w:b w:val="0"/>
-          <w:i w:val="0"/>
-          <w:sz w:val="24"/>
-        </w:rPr>
-        <w:t>The shrinkage constant k was selected on 2022 validation-year weighted interval</w:t>
-      </w:r>
-    </w:p>
-    <w:p>
-      <w:pPr>
-        <w:spacing w:before="0" w:after="0" w:line="480" w:lineRule="auto"/>
-        <w:jc w:val="left"/>
-      </w:pPr>
-      <w:r>
-        <w:rPr>
-          <w:rFonts w:ascii="Times New Roman" w:hAnsi="Times New Roman"/>
-          <w:b w:val="0"/>
-          <w:i w:val="0"/>
-          <w:sz w:val="24"/>
-        </w:rPr>
-        <w:t>score. Negative-binomial baselines were treated as conservative uncertainty</w:t>
-      </w:r>
-    </w:p>
-    <w:p>
-      <w:pPr>
-        <w:spacing w:before="0" w:after="0" w:line="480" w:lineRule="auto"/>
-        <w:jc w:val="left"/>
-      </w:pPr>
-      <w:r>
-        <w:rPr>
-          <w:rFonts w:ascii="Times New Roman" w:hAnsi="Times New Roman"/>
-          <w:b w:val="0"/>
-          <w:i w:val="0"/>
-          <w:sz w:val="24"/>
-        </w:rPr>
-        <w:t>references, not as biological transmission models.</w:t>
-      </w:r>
-    </w:p>
-    <w:p>
-      <w:pPr>
-        <w:spacing w:before="120" w:after="0" w:line="480" w:lineRule="auto"/>
-        <w:jc w:val="left"/>
-      </w:pPr>
-      <w:r>
-        <w:rPr>
-          <w:rFonts w:ascii="Times New Roman" w:hAnsi="Times New Roman"/>
-          <w:b/>
-          <w:i w:val="0"/>
-          <w:sz w:val="24"/>
-        </w:rPr>
-        <w:t>Penalized Poisson Count Model</w:t>
-      </w:r>
-    </w:p>
-    <w:p>
-      <w:pPr>
-        <w:spacing w:before="0" w:after="0" w:line="480" w:lineRule="auto"/>
-        <w:jc w:val="left"/>
-      </w:pPr>
-      <w:r>
-        <w:rPr>
-          <w:rFonts w:ascii="Times New Roman" w:hAnsi="Times New Roman"/>
-          <w:b w:val="0"/>
-          <w:i w:val="0"/>
-          <w:sz w:val="24"/>
-        </w:rPr>
-        <w:t>The exploratory count model used a log population offset:</w:t>
-      </w:r>
-    </w:p>
-    <w:p>
-      <w:pPr>
-        <w:spacing w:before="0" w:after="0" w:line="480" w:lineRule="auto"/>
-        <w:jc w:val="left"/>
-      </w:pPr>
-      <w:r>
-        <w:rPr>
-          <w:rFonts w:ascii="Times New Roman" w:hAnsi="Times New Roman"/>
-          <w:b w:val="0"/>
-          <w:i w:val="0"/>
-          <w:sz w:val="24"/>
-        </w:rPr>
-        <w:t>text</w:t>
-      </w:r>
-    </w:p>
-    <w:p>
-      <w:pPr>
-        <w:spacing w:before="0" w:after="0" w:line="480" w:lineRule="auto"/>
-        <w:jc w:val="left"/>
-      </w:pPr>
-      <w:r>
-        <w:rPr>
-          <w:rFonts w:ascii="Times New Roman" w:hAnsi="Times New Roman"/>
-          <w:b w:val="0"/>
-          <w:i w:val="0"/>
-          <w:sz w:val="24"/>
-        </w:rPr>
-        <w:t>log(mu_it) = log(population_it / 100,000) + beta_0 + X_it beta</w:t>
-      </w:r>
-    </w:p>
-    <w:p>
-      <w:pPr>
-        <w:spacing w:before="0" w:after="0" w:line="480" w:lineRule="auto"/>
-        <w:jc w:val="left"/>
-      </w:pPr>
-    </w:p>
-    <w:p>
-      <w:pPr>
-        <w:spacing w:before="0" w:after="0" w:line="480" w:lineRule="auto"/>
-        <w:jc w:val="left"/>
-      </w:pPr>
-      <w:r>
-        <w:rPr>
-          <w:rFonts w:ascii="Times New Roman" w:hAnsi="Times New Roman"/>
-          <w:b w:val="0"/>
-          <w:i w:val="0"/>
-          <w:sz w:val="24"/>
-        </w:rPr>
-        <w:t>The ridge objective, up to constants, was:</w:t>
-      </w:r>
-    </w:p>
-    <w:p>
-      <w:pPr>
-        <w:spacing w:before="0" w:after="0" w:line="480" w:lineRule="auto"/>
-        <w:jc w:val="left"/>
-      </w:pPr>
-      <w:r>
-        <w:rPr>
-          <w:rFonts w:ascii="Times New Roman" w:hAnsi="Times New Roman"/>
-          <w:b w:val="0"/>
-          <w:i w:val="0"/>
-          <w:sz w:val="24"/>
-        </w:rPr>
-        <w:t>text</w:t>
-      </w:r>
-    </w:p>
-    <w:p>
-      <w:pPr>
-        <w:spacing w:before="0" w:after="0" w:line="480" w:lineRule="auto"/>
-        <w:jc w:val="left"/>
-      </w:pPr>
-      <w:r>
-        <w:rPr>
-          <w:rFonts w:ascii="Times New Roman" w:hAnsi="Times New Roman"/>
-          <w:b w:val="0"/>
-          <w:i w:val="0"/>
-          <w:sz w:val="24"/>
-        </w:rPr>
-        <w:t xml:space="preserve">min_beta sum_i [mu_i - y_i </w:t>
-      </w:r>
-      <w:r>
-        <w:rPr>
-          <w:rFonts w:ascii="Times New Roman" w:hAnsi="Times New Roman"/>
-          <w:b w:val="0"/>
-          <w:i/>
-          <w:sz w:val="24"/>
-        </w:rPr>
-        <w:t xml:space="preserve"> eta_i] + 0.5 </w:t>
-      </w:r>
-      <w:r>
-        <w:rPr>
-          <w:rFonts w:ascii="Times New Roman" w:hAnsi="Times New Roman"/>
-          <w:b w:val="0"/>
-          <w:i w:val="0"/>
-          <w:sz w:val="24"/>
-        </w:rPr>
-        <w:t xml:space="preserve"> alpha * sum_j beta_j^2</w:t>
-      </w:r>
-    </w:p>
-    <w:p>
-      <w:pPr>
-        <w:spacing w:before="0" w:after="0" w:line="480" w:lineRule="auto"/>
-        <w:jc w:val="left"/>
-      </w:pPr>
-    </w:p>
-    <w:p>
-      <w:pPr>
-        <w:spacing w:before="0" w:after="0" w:line="480" w:lineRule="auto"/>
-        <w:jc w:val="left"/>
-      </w:pPr>
-      <w:r>
-        <w:rPr>
-          <w:rFonts w:ascii="Times New Roman" w:hAnsi="Times New Roman"/>
-          <w:b w:val="0"/>
-          <w:i w:val="0"/>
-          <w:sz w:val="24"/>
-        </w:rPr>
-        <w:t>where:</w:t>
-      </w:r>
-    </w:p>
-    <w:p>
-      <w:pPr>
-        <w:spacing w:before="0" w:after="0" w:line="480" w:lineRule="auto"/>
-        <w:jc w:val="left"/>
-      </w:pPr>
-      <w:r>
-        <w:rPr>
-          <w:rFonts w:ascii="Times New Roman" w:hAnsi="Times New Roman"/>
-          <w:b w:val="0"/>
-          <w:i w:val="0"/>
-          <w:sz w:val="24"/>
-        </w:rPr>
-        <w:t>text</w:t>
-      </w:r>
-    </w:p>
-    <w:p>
-      <w:pPr>
-        <w:spacing w:before="0" w:after="0" w:line="480" w:lineRule="auto"/>
-        <w:jc w:val="left"/>
-      </w:pPr>
-      <w:r>
-        <w:rPr>
-          <w:rFonts w:ascii="Times New Roman" w:hAnsi="Times New Roman"/>
-          <w:b w:val="0"/>
-          <w:i w:val="0"/>
-          <w:sz w:val="24"/>
-        </w:rPr>
-        <w:t>eta_i = offset_i + beta_0 + X_i beta</w:t>
-      </w:r>
-    </w:p>
-    <w:p>
-      <w:pPr>
-        <w:spacing w:before="0" w:after="0" w:line="480" w:lineRule="auto"/>
-        <w:jc w:val="left"/>
-      </w:pPr>
-      <w:r>
-        <w:rPr>
-          <w:rFonts w:ascii="Times New Roman" w:hAnsi="Times New Roman"/>
-          <w:b w:val="0"/>
-          <w:i w:val="0"/>
-          <w:sz w:val="24"/>
-        </w:rPr>
-        <w:t>mu_i = exp(eta_i)</w:t>
-      </w:r>
-    </w:p>
-    <w:p>
-      <w:pPr>
-        <w:spacing w:before="0" w:after="0" w:line="480" w:lineRule="auto"/>
-        <w:jc w:val="left"/>
-      </w:pPr>
-    </w:p>
-    <w:p>
-      <w:pPr>
-        <w:spacing w:before="0" w:after="0" w:line="480" w:lineRule="auto"/>
-        <w:jc w:val="left"/>
-      </w:pPr>
-      <w:r>
-        <w:rPr>
-          <w:rFonts w:ascii="Times New Roman" w:hAnsi="Times New Roman"/>
-          <w:b w:val="0"/>
-          <w:i w:val="0"/>
-          <w:sz w:val="24"/>
-        </w:rPr>
-        <w:t>The penalty applied to non-intercept coefficients only. The penalty parameter</w:t>
-      </w:r>
-    </w:p>
-    <w:p>
-      <w:pPr>
-        <w:spacing w:before="0" w:after="0" w:line="480" w:lineRule="auto"/>
-        <w:jc w:val="left"/>
-      </w:pPr>
-      <w:r>
-        <w:rPr>
-          <w:rFonts w:ascii="Times New Roman" w:hAnsi="Times New Roman"/>
-          <w:b w:val="0"/>
-          <w:i w:val="0"/>
-          <w:sz w:val="24"/>
-        </w:rPr>
-        <w:t>alpha was selected on 2022 validation WIS from {0.01, 0.1, 1, 10}. Coefficients</w:t>
-      </w:r>
-    </w:p>
-    <w:p>
-      <w:pPr>
-        <w:spacing w:before="0" w:after="0" w:line="480" w:lineRule="auto"/>
-        <w:jc w:val="left"/>
-      </w:pPr>
-      <w:r>
-        <w:rPr>
-          <w:rFonts w:ascii="Times New Roman" w:hAnsi="Times New Roman"/>
-          <w:b w:val="0"/>
-          <w:i w:val="0"/>
-          <w:sz w:val="24"/>
-        </w:rPr>
-        <w:t>were not interpreted causally.</w:t>
-      </w:r>
-    </w:p>
-    <w:p>
-      <w:pPr>
-        <w:spacing w:before="120" w:after="0" w:line="480" w:lineRule="auto"/>
-        <w:jc w:val="left"/>
-      </w:pPr>
-      <w:r>
-        <w:rPr>
-          <w:rFonts w:ascii="Times New Roman" w:hAnsi="Times New Roman"/>
-          <w:b/>
-          <w:i w:val="0"/>
-          <w:sz w:val="24"/>
-        </w:rPr>
-        <w:t>Weighted Interval Score</w:t>
-      </w:r>
-    </w:p>
-    <w:p>
-      <w:pPr>
-        <w:spacing w:before="0" w:after="0" w:line="480" w:lineRule="auto"/>
-        <w:jc w:val="left"/>
-      </w:pPr>
-      <w:r>
-        <w:rPr>
-          <w:rFonts w:ascii="Times New Roman" w:hAnsi="Times New Roman"/>
-          <w:b w:val="0"/>
-          <w:i w:val="0"/>
-          <w:sz w:val="24"/>
-        </w:rPr>
-        <w:t>For observed count y, lower interval bound l, upper interval bound u, median m,</w:t>
-      </w:r>
-    </w:p>
-    <w:p>
-      <w:pPr>
-        <w:spacing w:before="0" w:after="0" w:line="480" w:lineRule="auto"/>
-        <w:jc w:val="left"/>
-      </w:pPr>
-      <w:r>
-        <w:rPr>
-          <w:rFonts w:ascii="Times New Roman" w:hAnsi="Times New Roman"/>
-          <w:b w:val="0"/>
-          <w:i w:val="0"/>
-          <w:sz w:val="24"/>
-        </w:rPr>
-        <w:t>and miscoverage alpha = 0.10:</w:t>
+        <w:t>For observed count y, lower bound l, upper bound u, median m, and alpha = 0.10:</w:t>
       </w:r>
     </w:p>
     <w:p>
@@ -1079,7 +797,7 @@
           <w:i w:val="0"/>
           <w:sz w:val="24"/>
         </w:rPr>
-        <w:t>Coverage and sharpness metrics were:</w:t>
+        <w:t>Coverage and sharpness were reported as:</w:t>
       </w:r>
     </w:p>
     <w:p>
@@ -1165,6 +883,21 @@
     </w:p>
     <w:p>
       <w:pPr>
+        <w:spacing w:before="120" w:after="0" w:line="480" w:lineRule="auto"/>
+        <w:jc w:val="left"/>
+      </w:pPr>
+      <w:r>
+        <w:rPr>
+          <w:rFonts w:ascii="Times New Roman" w:hAnsi="Times New Roman"/>
+          <w:b/>
+          <w:i w:val="0"/>
+          <w:sz w:val="24"/>
+        </w:rPr>
+        <w:t>F. Missing-Data Handling</w:t>
+      </w:r>
+    </w:p>
+    <w:p>
+      <w:pPr>
         <w:spacing w:before="0" w:after="0" w:line="480" w:lineRule="auto"/>
         <w:jc w:val="left"/>
       </w:pPr>
@@ -1175,7 +908,7 @@
           <w:i w:val="0"/>
           <w:sz w:val="24"/>
         </w:rPr>
-        <w:t>Models were not ranked by WIS alone; WIS, coverage, and interval width were read</w:t>
+        <w:t>Continuous features were imputed with training-set medians. Binary features were</w:t>
       </w:r>
     </w:p>
     <w:p>
@@ -1190,7 +923,37 @@
           <w:i w:val="0"/>
           <w:sz w:val="24"/>
         </w:rPr>
-        <w:t>together.</w:t>
+        <w:t>imputed with training-set modes. Missingness indicators were retained where</w:t>
+      </w:r>
+    </w:p>
+    <w:p>
+      <w:pPr>
+        <w:spacing w:before="0" w:after="0" w:line="480" w:lineRule="auto"/>
+        <w:jc w:val="left"/>
+      </w:pPr>
+      <w:r>
+        <w:rPr>
+          <w:rFonts w:ascii="Times New Roman" w:hAnsi="Times New Roman"/>
+          <w:b w:val="0"/>
+          <w:i w:val="0"/>
+          <w:sz w:val="24"/>
+        </w:rPr>
+        <w:t>defined. Features with greater than 40% training missingness were excluded</w:t>
+      </w:r>
+    </w:p>
+    <w:p>
+      <w:pPr>
+        <w:spacing w:before="0" w:after="0" w:line="480" w:lineRule="auto"/>
+        <w:jc w:val="left"/>
+      </w:pPr>
+      <w:r>
+        <w:rPr>
+          <w:rFonts w:ascii="Times New Roman" w:hAnsi="Times New Roman"/>
+          <w:b w:val="0"/>
+          <w:i w:val="0"/>
+          <w:sz w:val="24"/>
+        </w:rPr>
+        <w:t>unless they were required surveillance-history features.</w:t>
       </w:r>
     </w:p>
     <w:p>
@@ -1205,7 +968,7 @@
           <w:i w:val="0"/>
           <w:sz w:val="24"/>
         </w:rPr>
-        <w:t>Promotion Rule</w:t>
+        <w:t>G. Feature-Screening Rules</w:t>
       </w:r>
     </w:p>
     <w:p>
@@ -1220,7 +983,142 @@
           <w:i w:val="0"/>
           <w:sz w:val="24"/>
         </w:rPr>
-        <w:t>A covariate-augmented model was promoted only if all conditions held:</w:t>
+        <w:t>Feature screening was performed inside the training workflow. The rules were:</w:t>
+      </w:r>
+    </w:p>
+    <w:p>
+      <w:pPr>
+        <w:spacing w:before="0" w:after="0" w:line="480" w:lineRule="auto"/>
+        <w:jc w:val="left"/>
+      </w:pPr>
+      <w:r>
+        <w:rPr>
+          <w:rFonts w:ascii="Times New Roman" w:hAnsi="Times New Roman"/>
+          <w:b w:val="0"/>
+          <w:i w:val="0"/>
+          <w:sz w:val="24"/>
+        </w:rPr>
+        <w:t>1. Remove high-missingness features.</w:t>
+      </w:r>
+    </w:p>
+    <w:p>
+      <w:pPr>
+        <w:spacing w:before="0" w:after="0" w:line="480" w:lineRule="auto"/>
+        <w:jc w:val="left"/>
+      </w:pPr>
+      <w:r>
+        <w:rPr>
+          <w:rFonts w:ascii="Times New Roman" w:hAnsi="Times New Roman"/>
+          <w:b w:val="0"/>
+          <w:i w:val="0"/>
+          <w:sz w:val="24"/>
+        </w:rPr>
+        <w:t>2. Remove constant features in the training matrix.</w:t>
+      </w:r>
+    </w:p>
+    <w:p>
+      <w:pPr>
+        <w:spacing w:before="0" w:after="0" w:line="480" w:lineRule="auto"/>
+        <w:jc w:val="left"/>
+      </w:pPr>
+      <w:r>
+        <w:rPr>
+          <w:rFonts w:ascii="Times New Roman" w:hAnsi="Times New Roman"/>
+          <w:b w:val="0"/>
+          <w:i w:val="0"/>
+          <w:sz w:val="24"/>
+        </w:rPr>
+        <w:t>3. Remove duplicate columns.</w:t>
+      </w:r>
+    </w:p>
+    <w:p>
+      <w:pPr>
+        <w:spacing w:before="0" w:after="0" w:line="480" w:lineRule="auto"/>
+        <w:jc w:val="left"/>
+      </w:pPr>
+      <w:r>
+        <w:rPr>
+          <w:rFonts w:ascii="Times New Roman" w:hAnsi="Times New Roman"/>
+          <w:b w:val="0"/>
+          <w:i w:val="0"/>
+          <w:sz w:val="24"/>
+        </w:rPr>
+        <w:t>4. Remove highly correlated numeric predictors with absolute training</w:t>
+      </w:r>
+    </w:p>
+    <w:p>
+      <w:pPr>
+        <w:spacing w:before="0" w:after="0" w:line="480" w:lineRule="auto"/>
+        <w:jc w:val="left"/>
+      </w:pPr>
+      <w:r>
+        <w:rPr>
+          <w:rFonts w:ascii="Times New Roman" w:hAnsi="Times New Roman"/>
+          <w:b w:val="0"/>
+          <w:i w:val="0"/>
+          <w:sz w:val="24"/>
+        </w:rPr>
+        <w:t xml:space="preserve">   correlation greater than 0.95.</w:t>
+      </w:r>
+    </w:p>
+    <w:p>
+      <w:pPr>
+        <w:spacing w:before="0" w:after="0" w:line="480" w:lineRule="auto"/>
+        <w:jc w:val="left"/>
+      </w:pPr>
+      <w:r>
+        <w:rPr>
+          <w:rFonts w:ascii="Times New Roman" w:hAnsi="Times New Roman"/>
+          <w:b w:val="0"/>
+          <w:i w:val="0"/>
+          <w:sz w:val="24"/>
+        </w:rPr>
+        <w:t>5. Cap the pre-one-hot feature set at 25 variables using the prespecified</w:t>
+      </w:r>
+    </w:p>
+    <w:p>
+      <w:pPr>
+        <w:spacing w:before="0" w:after="0" w:line="480" w:lineRule="auto"/>
+        <w:jc w:val="left"/>
+      </w:pPr>
+      <w:r>
+        <w:rPr>
+          <w:rFonts w:ascii="Times New Roman" w:hAnsi="Times New Roman"/>
+          <w:b w:val="0"/>
+          <w:i w:val="0"/>
+          <w:sz w:val="24"/>
+        </w:rPr>
+        <w:t xml:space="preserve">   feature-family priority order.</w:t>
+      </w:r>
+    </w:p>
+    <w:p>
+      <w:pPr>
+        <w:spacing w:before="120" w:after="0" w:line="480" w:lineRule="auto"/>
+        <w:jc w:val="left"/>
+      </w:pPr>
+      <w:r>
+        <w:rPr>
+          <w:rFonts w:ascii="Times New Roman" w:hAnsi="Times New Roman"/>
+          <w:b/>
+          <w:i w:val="0"/>
+          <w:sz w:val="24"/>
+        </w:rPr>
+        <w:t>H. Baseline Model Formulas</w:t>
+      </w:r>
+    </w:p>
+    <w:p>
+      <w:pPr>
+        <w:spacing w:before="0" w:after="0" w:line="480" w:lineRule="auto"/>
+        <w:jc w:val="left"/>
+      </w:pPr>
+      <w:r>
+        <w:rPr>
+          <w:rFonts w:ascii="Times New Roman" w:hAnsi="Times New Roman"/>
+          <w:b w:val="0"/>
+          <w:i w:val="0"/>
+          <w:sz w:val="24"/>
+        </w:rPr>
+        <w:t>Last-observed country-rate baseline:</w:t>
       </w:r>
     </w:p>
     <w:p>
@@ -1250,7 +1148,7 @@
           <w:i w:val="0"/>
           <w:sz w:val="24"/>
         </w:rPr>
-        <w:t>1. WIS_2023 &lt;= 0.95 * WIS_best_simple_baseline_2023</w:t>
+        <w:t>r_hat_it = incidence_i,t-1</w:t>
       </w:r>
     </w:p>
     <w:p>
@@ -1265,7 +1163,7 @@
           <w:i w:val="0"/>
           <w:sz w:val="24"/>
         </w:rPr>
-        <w:t xml:space="preserve">   OR WIS was comparable and coverage was closer to 0.90.</w:t>
+        <w:t>mu_hat_it = r_hat_it / 100,000 * population_it</w:t>
       </w:r>
     </w:p>
     <w:p>
@@ -1280,8 +1178,14 @@
           <w:i w:val="0"/>
           <w:sz w:val="24"/>
         </w:rPr>
-        <w:t>2. coverage_90_2023 was not lower than the best simple baseline by &gt;0.05.</w:t>
+        <w:t>Y_it ~ Poisson(mu_hat_it)</w:t>
       </w:r>
+    </w:p>
+    <w:p>
+      <w:pPr>
+        <w:spacing w:before="0" w:after="0" w:line="480" w:lineRule="auto"/>
+        <w:jc w:val="left"/>
+      </w:pPr>
     </w:p>
     <w:p>
       <w:pPr>
@@ -1295,7 +1199,7 @@
           <w:i w:val="0"/>
           <w:sz w:val="24"/>
         </w:rPr>
-        <w:t>3. Interval width was interpretable and not merely inflated.</w:t>
+        <w:t>Country historical mean-rate baseline:</w:t>
       </w:r>
     </w:p>
     <w:p>
@@ -1310,7 +1214,7 @@
           <w:i w:val="0"/>
           <w:sz w:val="24"/>
         </w:rPr>
-        <w:t>4. Tuning used no 2023 outcome information.</w:t>
+        <w:t>text</w:t>
       </w:r>
     </w:p>
     <w:p>
@@ -1325,14 +1229,8 @@
           <w:i w:val="0"/>
           <w:sz w:val="24"/>
         </w:rPr>
-        <w:t>5. No causal coefficient interpretation was made.</w:t>
+        <w:t>r_hat_it = mean(incidence_i,s for all s &lt; t)</w:t>
       </w:r>
-    </w:p>
-    <w:p>
-      <w:pPr>
-        <w:spacing w:before="0" w:after="0" w:line="480" w:lineRule="auto"/>
-        <w:jc w:val="left"/>
-      </w:pPr>
     </w:p>
     <w:p>
       <w:pPr>
@@ -1346,8 +1244,1262 @@
           <w:i w:val="0"/>
           <w:sz w:val="24"/>
         </w:rPr>
-        <w:t>No covariate-rich model passed this promotion rule.</w:t>
+        <w:t>mu_hat_it = r_hat_it / 100,000 * population_it</w:t>
       </w:r>
+    </w:p>
+    <w:p>
+      <w:pPr>
+        <w:spacing w:before="0" w:after="0" w:line="480" w:lineRule="auto"/>
+        <w:jc w:val="left"/>
+      </w:pPr>
+      <w:r>
+        <w:rPr>
+          <w:rFonts w:ascii="Times New Roman" w:hAnsi="Times New Roman"/>
+          <w:b w:val="0"/>
+          <w:i w:val="0"/>
+          <w:sz w:val="24"/>
+        </w:rPr>
+        <w:t>Y_it ~ Poisson(mu_hat_it)</w:t>
+      </w:r>
+    </w:p>
+    <w:p>
+      <w:pPr>
+        <w:spacing w:before="0" w:after="0" w:line="480" w:lineRule="auto"/>
+        <w:jc w:val="left"/>
+      </w:pPr>
+    </w:p>
+    <w:p>
+      <w:pPr>
+        <w:spacing w:before="0" w:after="0" w:line="480" w:lineRule="auto"/>
+        <w:jc w:val="left"/>
+      </w:pPr>
+      <w:r>
+        <w:rPr>
+          <w:rFonts w:ascii="Times New Roman" w:hAnsi="Times New Roman"/>
+          <w:b w:val="0"/>
+          <w:i w:val="0"/>
+          <w:sz w:val="24"/>
+        </w:rPr>
+        <w:t>Empirical negative-binomial baseline:</w:t>
+      </w:r>
+    </w:p>
+    <w:p>
+      <w:pPr>
+        <w:spacing w:before="0" w:after="0" w:line="480" w:lineRule="auto"/>
+        <w:jc w:val="left"/>
+      </w:pPr>
+      <w:r>
+        <w:rPr>
+          <w:rFonts w:ascii="Times New Roman" w:hAnsi="Times New Roman"/>
+          <w:b w:val="0"/>
+          <w:i w:val="0"/>
+          <w:sz w:val="24"/>
+        </w:rPr>
+        <w:t>text</w:t>
+      </w:r>
+    </w:p>
+    <w:p>
+      <w:pPr>
+        <w:spacing w:before="0" w:after="0" w:line="480" w:lineRule="auto"/>
+        <w:jc w:val="left"/>
+      </w:pPr>
+      <w:r>
+        <w:rPr>
+          <w:rFonts w:ascii="Times New Roman" w:hAnsi="Times New Roman"/>
+          <w:b w:val="0"/>
+          <w:i w:val="0"/>
+          <w:sz w:val="24"/>
+        </w:rPr>
+        <w:t>alpha_nb = max((var(y_train) - mean(y_train)) / mean(y_train)^2, 1e-6)</w:t>
+      </w:r>
+    </w:p>
+    <w:p>
+      <w:pPr>
+        <w:spacing w:before="0" w:after="0" w:line="480" w:lineRule="auto"/>
+        <w:jc w:val="left"/>
+      </w:pPr>
+      <w:r>
+        <w:rPr>
+          <w:rFonts w:ascii="Times New Roman" w:hAnsi="Times New Roman"/>
+          <w:b w:val="0"/>
+          <w:i w:val="0"/>
+          <w:sz w:val="24"/>
+        </w:rPr>
+        <w:t>size = 1 / alpha_nb</w:t>
+      </w:r>
+    </w:p>
+    <w:p>
+      <w:pPr>
+        <w:spacing w:before="0" w:after="0" w:line="480" w:lineRule="auto"/>
+        <w:jc w:val="left"/>
+      </w:pPr>
+      <w:r>
+        <w:rPr>
+          <w:rFonts w:ascii="Times New Roman" w:hAnsi="Times New Roman"/>
+          <w:b w:val="0"/>
+          <w:i w:val="0"/>
+          <w:sz w:val="24"/>
+        </w:rPr>
+        <w:t>prob = size / (size + mu_hat_it)</w:t>
+      </w:r>
+    </w:p>
+    <w:p>
+      <w:pPr>
+        <w:spacing w:before="0" w:after="0" w:line="480" w:lineRule="auto"/>
+        <w:jc w:val="left"/>
+      </w:pPr>
+      <w:r>
+        <w:rPr>
+          <w:rFonts w:ascii="Times New Roman" w:hAnsi="Times New Roman"/>
+          <w:b w:val="0"/>
+          <w:i w:val="0"/>
+          <w:sz w:val="24"/>
+        </w:rPr>
+        <w:t>Y_it ~ NegBin(size, prob)</w:t>
+      </w:r>
+    </w:p>
+    <w:p>
+      <w:pPr>
+        <w:spacing w:before="0" w:after="0" w:line="480" w:lineRule="auto"/>
+        <w:jc w:val="left"/>
+      </w:pPr>
+    </w:p>
+    <w:p>
+      <w:pPr>
+        <w:spacing w:before="120" w:after="0" w:line="480" w:lineRule="auto"/>
+        <w:jc w:val="left"/>
+      </w:pPr>
+      <w:r>
+        <w:rPr>
+          <w:rFonts w:ascii="Times New Roman" w:hAnsi="Times New Roman"/>
+          <w:b/>
+          <w:i w:val="0"/>
+          <w:sz w:val="24"/>
+        </w:rPr>
+        <w:t>I. Penalized Poisson Model Details</w:t>
+      </w:r>
+    </w:p>
+    <w:p>
+      <w:pPr>
+        <w:spacing w:before="0" w:after="0" w:line="480" w:lineRule="auto"/>
+        <w:jc w:val="left"/>
+      </w:pPr>
+      <w:r>
+        <w:rPr>
+          <w:rFonts w:ascii="Times New Roman" w:hAnsi="Times New Roman"/>
+          <w:b w:val="0"/>
+          <w:i w:val="0"/>
+          <w:sz w:val="24"/>
+        </w:rPr>
+        <w:t>The exploratory count model used a log population offset:</w:t>
+      </w:r>
+    </w:p>
+    <w:p>
+      <w:pPr>
+        <w:spacing w:before="0" w:after="0" w:line="480" w:lineRule="auto"/>
+        <w:jc w:val="left"/>
+      </w:pPr>
+      <w:r>
+        <w:rPr>
+          <w:rFonts w:ascii="Times New Roman" w:hAnsi="Times New Roman"/>
+          <w:b w:val="0"/>
+          <w:i w:val="0"/>
+          <w:sz w:val="24"/>
+        </w:rPr>
+        <w:t>text</w:t>
+      </w:r>
+    </w:p>
+    <w:p>
+      <w:pPr>
+        <w:spacing w:before="0" w:after="0" w:line="480" w:lineRule="auto"/>
+        <w:jc w:val="left"/>
+      </w:pPr>
+      <w:r>
+        <w:rPr>
+          <w:rFonts w:ascii="Times New Roman" w:hAnsi="Times New Roman"/>
+          <w:b w:val="0"/>
+          <w:i w:val="0"/>
+          <w:sz w:val="24"/>
+        </w:rPr>
+        <w:t>log(mu_it) = log(population_it / 100,000) + beta_0 + X_it beta</w:t>
+      </w:r>
+    </w:p>
+    <w:p>
+      <w:pPr>
+        <w:spacing w:before="0" w:after="0" w:line="480" w:lineRule="auto"/>
+        <w:jc w:val="left"/>
+      </w:pPr>
+    </w:p>
+    <w:p>
+      <w:pPr>
+        <w:spacing w:before="0" w:after="0" w:line="480" w:lineRule="auto"/>
+        <w:jc w:val="left"/>
+      </w:pPr>
+      <w:r>
+        <w:rPr>
+          <w:rFonts w:ascii="Times New Roman" w:hAnsi="Times New Roman"/>
+          <w:b w:val="0"/>
+          <w:i w:val="0"/>
+          <w:sz w:val="24"/>
+        </w:rPr>
+        <w:t>The ridge penalty was applied only to non-intercept coefficients. The penalty</w:t>
+      </w:r>
+    </w:p>
+    <w:p>
+      <w:pPr>
+        <w:spacing w:before="0" w:after="0" w:line="480" w:lineRule="auto"/>
+        <w:jc w:val="left"/>
+      </w:pPr>
+      <w:r>
+        <w:rPr>
+          <w:rFonts w:ascii="Times New Roman" w:hAnsi="Times New Roman"/>
+          <w:b w:val="0"/>
+          <w:i w:val="0"/>
+          <w:sz w:val="24"/>
+        </w:rPr>
+        <w:t>parameter was selected on 2022 validation WIS from {0.01, 0.1, 1, 10}. The best</w:t>
+      </w:r>
+    </w:p>
+    <w:p>
+      <w:pPr>
+        <w:spacing w:before="0" w:after="0" w:line="480" w:lineRule="auto"/>
+        <w:jc w:val="left"/>
+      </w:pPr>
+      <w:r>
+        <w:rPr>
+          <w:rFonts w:ascii="Times New Roman" w:hAnsi="Times New Roman"/>
+          <w:b w:val="0"/>
+          <w:i w:val="0"/>
+          <w:sz w:val="24"/>
+        </w:rPr>
+        <w:t>2023 model used the land-use block with alpha = 0.01 but covered only 9/28</w:t>
+      </w:r>
+    </w:p>
+    <w:p>
+      <w:pPr>
+        <w:spacing w:before="0" w:after="0" w:line="480" w:lineRule="auto"/>
+        <w:jc w:val="left"/>
+      </w:pPr>
+      <w:r>
+        <w:rPr>
+          <w:rFonts w:ascii="Times New Roman" w:hAnsi="Times New Roman"/>
+          <w:b w:val="0"/>
+          <w:i w:val="0"/>
+          <w:sz w:val="24"/>
+        </w:rPr>
+        <w:t>observations. Coefficients are penalized, exploratory, and not inferential.</w:t>
+      </w:r>
+    </w:p>
+    <w:p>
+      <w:pPr>
+        <w:spacing w:before="120" w:after="0" w:line="480" w:lineRule="auto"/>
+        <w:jc w:val="left"/>
+      </w:pPr>
+      <w:r>
+        <w:rPr>
+          <w:rFonts w:ascii="Times New Roman" w:hAnsi="Times New Roman"/>
+          <w:b/>
+          <w:i w:val="0"/>
+          <w:sz w:val="24"/>
+        </w:rPr>
+        <w:t>J. Surveillance-Quality Sensitivity</w:t>
+      </w:r>
+    </w:p>
+    <w:p>
+      <w:pPr>
+        <w:spacing w:before="0" w:after="0" w:line="480" w:lineRule="auto"/>
+        <w:jc w:val="left"/>
+      </w:pPr>
+      <w:r>
+        <w:rPr>
+          <w:rFonts w:ascii="Times New Roman" w:hAnsi="Times New Roman"/>
+          <w:b w:val="0"/>
+          <w:i w:val="0"/>
+          <w:sz w:val="24"/>
+        </w:rPr>
+        <w:t>The sensitivity report is stored at:</w:t>
+      </w:r>
+    </w:p>
+    <w:p>
+      <w:pPr>
+        <w:spacing w:before="0" w:after="0" w:line="480" w:lineRule="auto"/>
+        <w:jc w:val="left"/>
+      </w:pPr>
+      <w:r>
+        <w:rPr>
+          <w:rFonts w:ascii="Times New Roman" w:hAnsi="Times New Roman"/>
+          <w:b w:val="0"/>
+          <w:i w:val="0"/>
+          <w:sz w:val="24"/>
+        </w:rPr>
+        <w:t>text</w:t>
+      </w:r>
+    </w:p>
+    <w:p>
+      <w:pPr>
+        <w:spacing w:before="0" w:after="0" w:line="480" w:lineRule="auto"/>
+        <w:jc w:val="left"/>
+      </w:pPr>
+      <w:r>
+        <w:rPr>
+          <w:rFonts w:ascii="Times New Roman" w:hAnsi="Times New Roman"/>
+          <w:b w:val="0"/>
+          <w:i w:val="0"/>
+          <w:sz w:val="24"/>
+        </w:rPr>
+        <w:t>docs/submission_eid/reports/surveillance_quality_sensitivity.md</w:t>
+      </w:r>
+    </w:p>
+    <w:p>
+      <w:pPr>
+        <w:spacing w:before="0" w:after="0" w:line="480" w:lineRule="auto"/>
+        <w:jc w:val="left"/>
+      </w:pPr>
+    </w:p>
+    <w:p>
+      <w:pPr>
+        <w:spacing w:before="0" w:after="0" w:line="480" w:lineRule="auto"/>
+        <w:jc w:val="left"/>
+      </w:pPr>
+      <w:r>
+        <w:rPr>
+          <w:rFonts w:ascii="Times New Roman" w:hAnsi="Times New Roman"/>
+          <w:b w:val="0"/>
+          <w:i w:val="0"/>
+          <w:sz w:val="24"/>
+        </w:rPr>
+        <w:t>Scenarios included primary all rows, Belgium 2023 exclusion, Cyprus 2023</w:t>
+      </w:r>
+    </w:p>
+    <w:p>
+      <w:pPr>
+        <w:spacing w:before="0" w:after="0" w:line="480" w:lineRule="auto"/>
+        <w:jc w:val="left"/>
+      </w:pPr>
+      <w:r>
+        <w:rPr>
+          <w:rFonts w:ascii="Times New Roman" w:hAnsi="Times New Roman"/>
+          <w:b w:val="0"/>
+          <w:i w:val="0"/>
+          <w:sz w:val="24"/>
+        </w:rPr>
+        <w:t>exclusion, combined Belgium/Cyprus exclusion, retained flagged-row indicator,</w:t>
+      </w:r>
+    </w:p>
+    <w:p>
+      <w:pPr>
+        <w:spacing w:before="0" w:after="0" w:line="480" w:lineRule="auto"/>
+        <w:jc w:val="left"/>
+      </w:pPr>
+      <w:r>
+        <w:rPr>
+          <w:rFonts w:ascii="Times New Roman" w:hAnsi="Times New Roman"/>
+          <w:b w:val="0"/>
+          <w:i w:val="0"/>
+          <w:sz w:val="24"/>
+        </w:rPr>
+        <w:t>and COVID-era training exclusions. No scenario supported promotion of a public</w:t>
+      </w:r>
+    </w:p>
+    <w:p>
+      <w:pPr>
+        <w:spacing w:before="0" w:after="0" w:line="480" w:lineRule="auto"/>
+        <w:jc w:val="left"/>
+      </w:pPr>
+      <w:r>
+        <w:rPr>
+          <w:rFonts w:ascii="Times New Roman" w:hAnsi="Times New Roman"/>
+          <w:b w:val="0"/>
+          <w:i w:val="0"/>
+          <w:sz w:val="24"/>
+        </w:rPr>
+        <w:t>covariate model.</w:t>
+      </w:r>
+    </w:p>
+    <w:p>
+      <w:pPr>
+        <w:spacing w:before="120" w:after="0" w:line="480" w:lineRule="auto"/>
+        <w:jc w:val="left"/>
+      </w:pPr>
+      <w:r>
+        <w:rPr>
+          <w:rFonts w:ascii="Times New Roman" w:hAnsi="Times New Roman"/>
+          <w:b/>
+          <w:i w:val="0"/>
+          <w:sz w:val="24"/>
+        </w:rPr>
+        <w:t>K. Leave-One-Country-Out Influence</w:t>
+      </w:r>
+    </w:p>
+    <w:p>
+      <w:pPr>
+        <w:spacing w:before="0" w:after="0" w:line="480" w:lineRule="auto"/>
+        <w:jc w:val="left"/>
+      </w:pPr>
+      <w:r>
+        <w:rPr>
+          <w:rFonts w:ascii="Times New Roman" w:hAnsi="Times New Roman"/>
+          <w:b w:val="0"/>
+          <w:i w:val="0"/>
+          <w:sz w:val="24"/>
+        </w:rPr>
+        <w:t>The influence report is stored at:</w:t>
+      </w:r>
+    </w:p>
+    <w:p>
+      <w:pPr>
+        <w:spacing w:before="0" w:after="0" w:line="480" w:lineRule="auto"/>
+        <w:jc w:val="left"/>
+      </w:pPr>
+      <w:r>
+        <w:rPr>
+          <w:rFonts w:ascii="Times New Roman" w:hAnsi="Times New Roman"/>
+          <w:b w:val="0"/>
+          <w:i w:val="0"/>
+          <w:sz w:val="24"/>
+        </w:rPr>
+        <w:t>text</w:t>
+      </w:r>
+    </w:p>
+    <w:p>
+      <w:pPr>
+        <w:spacing w:before="0" w:after="0" w:line="480" w:lineRule="auto"/>
+        <w:jc w:val="left"/>
+      </w:pPr>
+      <w:r>
+        <w:rPr>
+          <w:rFonts w:ascii="Times New Roman" w:hAnsi="Times New Roman"/>
+          <w:b w:val="0"/>
+          <w:i w:val="0"/>
+          <w:sz w:val="24"/>
+        </w:rPr>
+        <w:t>docs/submission_eid/reports/country_influence.md</w:t>
+      </w:r>
+    </w:p>
+    <w:p>
+      <w:pPr>
+        <w:spacing w:before="0" w:after="0" w:line="480" w:lineRule="auto"/>
+        <w:jc w:val="left"/>
+      </w:pPr>
+    </w:p>
+    <w:p>
+      <w:pPr>
+        <w:spacing w:before="0" w:after="0" w:line="480" w:lineRule="auto"/>
+        <w:jc w:val="left"/>
+      </w:pPr>
+      <w:r>
+        <w:rPr>
+          <w:rFonts w:ascii="Times New Roman" w:hAnsi="Times New Roman"/>
+          <w:b w:val="0"/>
+          <w:i w:val="0"/>
+          <w:sz w:val="24"/>
+        </w:rPr>
+        <w:t>Finland and Germany were pre-specified influence checks because ECDC reported</w:t>
+      </w:r>
+    </w:p>
+    <w:p>
+      <w:pPr>
+        <w:spacing w:before="0" w:after="0" w:line="480" w:lineRule="auto"/>
+        <w:jc w:val="left"/>
+      </w:pPr>
+      <w:r>
+        <w:rPr>
+          <w:rFonts w:ascii="Times New Roman" w:hAnsi="Times New Roman"/>
+          <w:b w:val="0"/>
+          <w:i w:val="0"/>
+          <w:sz w:val="24"/>
+        </w:rPr>
+        <w:t>that they accounted for 60.5% of 2023 reported cases. Removing either country</w:t>
+      </w:r>
+    </w:p>
+    <w:p>
+      <w:pPr>
+        <w:spacing w:before="0" w:after="0" w:line="480" w:lineRule="auto"/>
+        <w:jc w:val="left"/>
+      </w:pPr>
+      <w:r>
+        <w:rPr>
+          <w:rFonts w:ascii="Times New Roman" w:hAnsi="Times New Roman"/>
+          <w:b w:val="0"/>
+          <w:i w:val="0"/>
+          <w:sz w:val="24"/>
+        </w:rPr>
+        <w:t>did not make a covariate block outperform surveillance baselines.</w:t>
+      </w:r>
+    </w:p>
+    <w:p>
+      <w:pPr>
+        <w:spacing w:before="120" w:after="0" w:line="480" w:lineRule="auto"/>
+        <w:jc w:val="left"/>
+      </w:pPr>
+      <w:r>
+        <w:rPr>
+          <w:rFonts w:ascii="Times New Roman" w:hAnsi="Times New Roman"/>
+          <w:b/>
+          <w:i w:val="0"/>
+          <w:sz w:val="24"/>
+        </w:rPr>
+        <w:t>L. Calibration Localization</w:t>
+      </w:r>
+    </w:p>
+    <w:p>
+      <w:pPr>
+        <w:spacing w:before="0" w:after="0" w:line="480" w:lineRule="auto"/>
+        <w:jc w:val="left"/>
+      </w:pPr>
+      <w:r>
+        <w:rPr>
+          <w:rFonts w:ascii="Times New Roman" w:hAnsi="Times New Roman"/>
+          <w:b w:val="0"/>
+          <w:i w:val="0"/>
+          <w:sz w:val="24"/>
+        </w:rPr>
+        <w:t>The calibration-localization report is stored at:</w:t>
+      </w:r>
+    </w:p>
+    <w:p>
+      <w:pPr>
+        <w:spacing w:before="0" w:after="0" w:line="480" w:lineRule="auto"/>
+        <w:jc w:val="left"/>
+      </w:pPr>
+      <w:r>
+        <w:rPr>
+          <w:rFonts w:ascii="Times New Roman" w:hAnsi="Times New Roman"/>
+          <w:b w:val="0"/>
+          <w:i w:val="0"/>
+          <w:sz w:val="24"/>
+        </w:rPr>
+        <w:t>text</w:t>
+      </w:r>
+    </w:p>
+    <w:p>
+      <w:pPr>
+        <w:spacing w:before="0" w:after="0" w:line="480" w:lineRule="auto"/>
+        <w:jc w:val="left"/>
+      </w:pPr>
+      <w:r>
+        <w:rPr>
+          <w:rFonts w:ascii="Times New Roman" w:hAnsi="Times New Roman"/>
+          <w:b w:val="0"/>
+          <w:i w:val="0"/>
+          <w:sz w:val="24"/>
+        </w:rPr>
+        <w:t>docs/submission_eid/reports/calibration_localization.md</w:t>
+      </w:r>
+    </w:p>
+    <w:p>
+      <w:pPr>
+        <w:spacing w:before="0" w:after="0" w:line="480" w:lineRule="auto"/>
+        <w:jc w:val="left"/>
+      </w:pPr>
+    </w:p>
+    <w:p>
+      <w:pPr>
+        <w:spacing w:before="0" w:after="0" w:line="480" w:lineRule="auto"/>
+        <w:jc w:val="left"/>
+      </w:pPr>
+      <w:r>
+        <w:rPr>
+          <w:rFonts w:ascii="Times New Roman" w:hAnsi="Times New Roman"/>
+          <w:b w:val="0"/>
+          <w:i w:val="0"/>
+          <w:sz w:val="24"/>
+        </w:rPr>
+        <w:t>The table lists each 2023 country prediction, observed count, lower 90% bound,</w:t>
+      </w:r>
+    </w:p>
+    <w:p>
+      <w:pPr>
+        <w:spacing w:before="0" w:after="0" w:line="480" w:lineRule="auto"/>
+        <w:jc w:val="left"/>
+      </w:pPr>
+      <w:r>
+        <w:rPr>
+          <w:rFonts w:ascii="Times New Roman" w:hAnsi="Times New Roman"/>
+          <w:b w:val="0"/>
+          <w:i w:val="0"/>
+          <w:sz w:val="24"/>
+        </w:rPr>
+        <w:t>median, upper 90% bound, coverage indicator, interval width, absolute error, and</w:t>
+      </w:r>
+    </w:p>
+    <w:p>
+      <w:pPr>
+        <w:spacing w:before="0" w:after="0" w:line="480" w:lineRule="auto"/>
+        <w:jc w:val="left"/>
+      </w:pPr>
+      <w:r>
+        <w:rPr>
+          <w:rFonts w:ascii="Times New Roman" w:hAnsi="Times New Roman"/>
+          <w:b w:val="0"/>
+          <w:i w:val="0"/>
+          <w:sz w:val="24"/>
+        </w:rPr>
+        <w:t>source-quality flag.</w:t>
+      </w:r>
+    </w:p>
+    <w:p>
+      <w:pPr>
+        <w:spacing w:before="120" w:after="0" w:line="480" w:lineRule="auto"/>
+        <w:jc w:val="left"/>
+      </w:pPr>
+      <w:r>
+        <w:rPr>
+          <w:rFonts w:ascii="Times New Roman" w:hAnsi="Times New Roman"/>
+          <w:b/>
+          <w:i w:val="0"/>
+          <w:sz w:val="24"/>
+        </w:rPr>
+        <w:t>M. Detectability Simulation</w:t>
+      </w:r>
+    </w:p>
+    <w:p>
+      <w:pPr>
+        <w:spacing w:before="0" w:after="0" w:line="480" w:lineRule="auto"/>
+        <w:jc w:val="left"/>
+      </w:pPr>
+      <w:r>
+        <w:rPr>
+          <w:rFonts w:ascii="Times New Roman" w:hAnsi="Times New Roman"/>
+          <w:b w:val="0"/>
+          <w:i w:val="0"/>
+          <w:sz w:val="24"/>
+        </w:rPr>
+        <w:t>The detectability report is stored at:</w:t>
+      </w:r>
+    </w:p>
+    <w:p>
+      <w:pPr>
+        <w:spacing w:before="0" w:after="0" w:line="480" w:lineRule="auto"/>
+        <w:jc w:val="left"/>
+      </w:pPr>
+      <w:r>
+        <w:rPr>
+          <w:rFonts w:ascii="Times New Roman" w:hAnsi="Times New Roman"/>
+          <w:b w:val="0"/>
+          <w:i w:val="0"/>
+          <w:sz w:val="24"/>
+        </w:rPr>
+        <w:t>text</w:t>
+      </w:r>
+    </w:p>
+    <w:p>
+      <w:pPr>
+        <w:spacing w:before="0" w:after="0" w:line="480" w:lineRule="auto"/>
+        <w:jc w:val="left"/>
+      </w:pPr>
+      <w:r>
+        <w:rPr>
+          <w:rFonts w:ascii="Times New Roman" w:hAnsi="Times New Roman"/>
+          <w:b w:val="0"/>
+          <w:i w:val="0"/>
+          <w:sz w:val="24"/>
+        </w:rPr>
+        <w:t>docs/submission_eid/reports/detectability_screen.md</w:t>
+      </w:r>
+    </w:p>
+    <w:p>
+      <w:pPr>
+        <w:spacing w:before="0" w:after="0" w:line="480" w:lineRule="auto"/>
+        <w:jc w:val="left"/>
+      </w:pPr>
+    </w:p>
+    <w:p>
+      <w:pPr>
+        <w:spacing w:before="0" w:after="0" w:line="480" w:lineRule="auto"/>
+        <w:jc w:val="left"/>
+      </w:pPr>
+      <w:r>
+        <w:rPr>
+          <w:rFonts w:ascii="Times New Roman" w:hAnsi="Times New Roman"/>
+          <w:b w:val="0"/>
+          <w:i w:val="0"/>
+          <w:sz w:val="24"/>
+        </w:rPr>
+        <w:t>The simulation preserves the observed country-year structure and country</w:t>
+      </w:r>
+    </w:p>
+    <w:p>
+      <w:pPr>
+        <w:spacing w:before="0" w:after="0" w:line="480" w:lineRule="auto"/>
+        <w:jc w:val="left"/>
+      </w:pPr>
+      <w:r>
+        <w:rPr>
+          <w:rFonts w:ascii="Times New Roman" w:hAnsi="Times New Roman"/>
+          <w:b w:val="0"/>
+          <w:i w:val="0"/>
+          <w:sz w:val="24"/>
+        </w:rPr>
+        <w:t>populations, then tests effect sizes from none to large across low,</w:t>
+      </w:r>
+    </w:p>
+    <w:p>
+      <w:pPr>
+        <w:spacing w:before="0" w:after="0" w:line="480" w:lineRule="auto"/>
+        <w:jc w:val="left"/>
+      </w:pPr>
+      <w:r>
+        <w:rPr>
+          <w:rFonts w:ascii="Times New Roman" w:hAnsi="Times New Roman"/>
+          <w:b w:val="0"/>
+          <w:i w:val="0"/>
+          <w:sz w:val="24"/>
+        </w:rPr>
+        <w:t>observed-like, and high overdispersion and with/without observed-like</w:t>
+      </w:r>
+    </w:p>
+    <w:p>
+      <w:pPr>
+        <w:spacing w:before="0" w:after="0" w:line="480" w:lineRule="auto"/>
+        <w:jc w:val="left"/>
+      </w:pPr>
+      <w:r>
+        <w:rPr>
+          <w:rFonts w:ascii="Times New Roman" w:hAnsi="Times New Roman"/>
+          <w:b w:val="0"/>
+          <w:i w:val="0"/>
+          <w:sz w:val="24"/>
+        </w:rPr>
+        <w:t>missingness patterns. The maximum null covariate-selection probability was</w:t>
+      </w:r>
+    </w:p>
+    <w:p>
+      <w:pPr>
+        <w:spacing w:before="0" w:after="0" w:line="480" w:lineRule="auto"/>
+        <w:jc w:val="left"/>
+      </w:pPr>
+      <w:r>
+        <w:rPr>
+          <w:rFonts w:ascii="Times New Roman" w:hAnsi="Times New Roman"/>
+          <w:b w:val="0"/>
+          <w:i w:val="0"/>
+          <w:sz w:val="24"/>
+        </w:rPr>
+        <w:t>0.000 under the conservative selection rule.</w:t>
+      </w:r>
+    </w:p>
+    <w:p>
+      <w:pPr>
+        <w:spacing w:before="0" w:after="0" w:line="480" w:lineRule="auto"/>
+        <w:jc w:val="left"/>
+      </w:pPr>
+      <w:r>
+        <w:rPr>
+          <w:rFonts w:ascii="Times New Roman" w:hAnsi="Times New Roman"/>
+          <w:b w:val="0"/>
+          <w:i w:val="0"/>
+          <w:sz w:val="24"/>
+        </w:rPr>
+        <w:t>Interpretation is limited:</w:t>
+      </w:r>
+    </w:p>
+    <w:p>
+      <w:pPr>
+        <w:spacing w:before="0" w:after="0" w:line="480" w:lineRule="auto"/>
+        <w:jc w:val="left"/>
+      </w:pPr>
+      <w:r>
+        <w:rPr>
+          <w:rFonts w:ascii="Times New Roman" w:hAnsi="Times New Roman"/>
+          <w:b w:val="0"/>
+          <w:i w:val="0"/>
+          <w:sz w:val="24"/>
+        </w:rPr>
+        <w:t>text</w:t>
+      </w:r>
+    </w:p>
+    <w:p>
+      <w:pPr>
+        <w:spacing w:before="0" w:after="0" w:line="480" w:lineRule="auto"/>
+        <w:jc w:val="left"/>
+      </w:pPr>
+      <w:r>
+        <w:rPr>
+          <w:rFonts w:ascii="Times New Roman" w:hAnsi="Times New Roman"/>
+          <w:b w:val="0"/>
+          <w:i w:val="0"/>
+          <w:sz w:val="24"/>
+        </w:rPr>
+        <w:t>Simulation results do not validate model skill; they indicate that this sample</w:t>
+      </w:r>
+    </w:p>
+    <w:p>
+      <w:pPr>
+        <w:spacing w:before="0" w:after="0" w:line="480" w:lineRule="auto"/>
+        <w:jc w:val="left"/>
+      </w:pPr>
+      <w:r>
+        <w:rPr>
+          <w:rFonts w:ascii="Times New Roman" w:hAnsi="Times New Roman"/>
+          <w:b w:val="0"/>
+          <w:i w:val="0"/>
+          <w:sz w:val="24"/>
+        </w:rPr>
+        <w:t>structure has limited ability to detect modest covariate effects under the</w:t>
+      </w:r>
+    </w:p>
+    <w:p>
+      <w:pPr>
+        <w:spacing w:before="0" w:after="0" w:line="480" w:lineRule="auto"/>
+        <w:jc w:val="left"/>
+      </w:pPr>
+      <w:r>
+        <w:rPr>
+          <w:rFonts w:ascii="Times New Roman" w:hAnsi="Times New Roman"/>
+          <w:b w:val="0"/>
+          <w:i w:val="0"/>
+          <w:sz w:val="24"/>
+        </w:rPr>
+        <w:t>tested assumptions.</w:t>
+      </w:r>
+    </w:p>
+    <w:p>
+      <w:pPr>
+        <w:spacing w:before="0" w:after="0" w:line="480" w:lineRule="auto"/>
+        <w:jc w:val="left"/>
+      </w:pPr>
+    </w:p>
+    <w:p>
+      <w:pPr>
+        <w:spacing w:before="120" w:after="0" w:line="480" w:lineRule="auto"/>
+        <w:jc w:val="left"/>
+      </w:pPr>
+      <w:r>
+        <w:rPr>
+          <w:rFonts w:ascii="Times New Roman" w:hAnsi="Times New Roman"/>
+          <w:b/>
+          <w:i w:val="0"/>
+          <w:sz w:val="24"/>
+        </w:rPr>
+        <w:t>N. MODIS Exclusion Gate</w:t>
+      </w:r>
+    </w:p>
+    <w:p>
+      <w:pPr>
+        <w:spacing w:before="0" w:after="0" w:line="480" w:lineRule="auto"/>
+        <w:jc w:val="left"/>
+      </w:pPr>
+      <w:r>
+        <w:rPr>
+          <w:rFonts w:ascii="Times New Roman" w:hAnsi="Times New Roman"/>
+          <w:b w:val="0"/>
+          <w:i w:val="0"/>
+          <w:sz w:val="24"/>
+        </w:rPr>
+        <w:t>MODIS MOD13C2 NDVI/EVI is not used in primary models. The source manifest exists,</w:t>
+      </w:r>
+    </w:p>
+    <w:p>
+      <w:pPr>
+        <w:spacing w:before="0" w:after="0" w:line="480" w:lineRule="auto"/>
+        <w:jc w:val="left"/>
+      </w:pPr>
+      <w:r>
+        <w:rPr>
+          <w:rFonts w:ascii="Times New Roman" w:hAnsi="Times New Roman"/>
+          <w:b w:val="0"/>
+          <w:i w:val="0"/>
+          <w:sz w:val="24"/>
+        </w:rPr>
+        <w:t>but quality-masked country-year aggregation was not implemented and audited.</w:t>
+      </w:r>
+    </w:p>
+    <w:p>
+      <w:pPr>
+        <w:spacing w:before="0" w:after="0" w:line="480" w:lineRule="auto"/>
+        <w:jc w:val="left"/>
+      </w:pPr>
+      <w:r>
+        <w:rPr>
+          <w:rFonts w:ascii="Times New Roman" w:hAnsi="Times New Roman"/>
+          <w:b w:val="0"/>
+          <w:i w:val="0"/>
+          <w:sz w:val="24"/>
+        </w:rPr>
+        <w:t>The manuscript therefore makes no vegetation claims.</w:t>
+      </w:r>
+    </w:p>
+    <w:p>
+      <w:pPr>
+        <w:spacing w:before="120" w:after="0" w:line="480" w:lineRule="auto"/>
+        <w:jc w:val="left"/>
+      </w:pPr>
+      <w:r>
+        <w:rPr>
+          <w:rFonts w:ascii="Times New Roman" w:hAnsi="Times New Roman"/>
+          <w:b/>
+          <w:i w:val="0"/>
+          <w:sz w:val="24"/>
+        </w:rPr>
+        <w:t>O. Reproducibility Commands</w:t>
+      </w:r>
+    </w:p>
+    <w:p>
+      <w:pPr>
+        <w:spacing w:before="0" w:after="0" w:line="480" w:lineRule="auto"/>
+        <w:jc w:val="left"/>
+      </w:pPr>
+      <w:r>
+        <w:rPr>
+          <w:rFonts w:ascii="Times New Roman" w:hAnsi="Times New Roman"/>
+          <w:b w:val="0"/>
+          <w:i w:val="0"/>
+          <w:sz w:val="24"/>
+        </w:rPr>
+        <w:t>Core commands:</w:t>
+      </w:r>
+    </w:p>
+    <w:p>
+      <w:pPr>
+        <w:spacing w:before="0" w:after="0" w:line="480" w:lineRule="auto"/>
+        <w:jc w:val="left"/>
+      </w:pPr>
+      <w:r>
+        <w:rPr>
+          <w:rFonts w:ascii="Times New Roman" w:hAnsi="Times New Roman"/>
+          <w:b w:val="0"/>
+          <w:i w:val="0"/>
+          <w:sz w:val="24"/>
+        </w:rPr>
+        <w:t>powershell</w:t>
+      </w:r>
+    </w:p>
+    <w:p>
+      <w:pPr>
+        <w:spacing w:before="0" w:after="0" w:line="480" w:lineRule="auto"/>
+        <w:jc w:val="left"/>
+      </w:pPr>
+      <w:r>
+        <w:rPr>
+          <w:rFonts w:ascii="Times New Roman" w:hAnsi="Times New Roman"/>
+          <w:b w:val="0"/>
+          <w:i w:val="0"/>
+          <w:sz w:val="24"/>
+        </w:rPr>
+        <w:t>python -m pip install -e ".[dev,geo]"</w:t>
+      </w:r>
+    </w:p>
+    <w:p>
+      <w:pPr>
+        <w:spacing w:before="0" w:after="0" w:line="480" w:lineRule="auto"/>
+        <w:jc w:val="left"/>
+      </w:pPr>
+      <w:r>
+        <w:rPr>
+          <w:rFonts w:ascii="Times New Roman" w:hAnsi="Times New Roman"/>
+          <w:b w:val="0"/>
+          <w:i w:val="0"/>
+          <w:sz w:val="24"/>
+        </w:rPr>
+        <w:t>python tools/create_ecdc_case_table.py --accessed-date 2026-05-14</w:t>
+      </w:r>
+    </w:p>
+    <w:p>
+      <w:pPr>
+        <w:spacing w:before="0" w:after="0" w:line="480" w:lineRule="auto"/>
+        <w:jc w:val="left"/>
+      </w:pPr>
+      <w:r>
+        <w:rPr>
+          <w:rFonts w:ascii="Times New Roman" w:hAnsi="Times New Roman"/>
+          <w:b w:val="0"/>
+          <w:i w:val="0"/>
+          <w:sz w:val="24"/>
+        </w:rPr>
+        <w:t>python tools/validate_international_cases.py --strict</w:t>
+      </w:r>
+    </w:p>
+    <w:p>
+      <w:pPr>
+        <w:spacing w:before="0" w:after="0" w:line="480" w:lineRule="auto"/>
+        <w:jc w:val="left"/>
+      </w:pPr>
+      <w:r>
+        <w:rPr>
+          <w:rFonts w:ascii="Times New Roman" w:hAnsi="Times New Roman"/>
+          <w:b w:val="0"/>
+          <w:i w:val="0"/>
+          <w:sz w:val="24"/>
+        </w:rPr>
+        <w:t>python tools/download_faostat_land_use.py</w:t>
+      </w:r>
+    </w:p>
+    <w:p>
+      <w:pPr>
+        <w:spacing w:before="0" w:after="0" w:line="480" w:lineRule="auto"/>
+        <w:jc w:val="left"/>
+      </w:pPr>
+      <w:r>
+        <w:rPr>
+          <w:rFonts w:ascii="Times New Roman" w:hAnsi="Times New Roman"/>
+          <w:b w:val="0"/>
+          <w:i w:val="0"/>
+          <w:sz w:val="24"/>
+        </w:rPr>
+        <w:t>python tools/create_terraclimate_manifest.py</w:t>
+      </w:r>
+    </w:p>
+    <w:p>
+      <w:pPr>
+        <w:spacing w:before="0" w:after="0" w:line="480" w:lineRule="auto"/>
+        <w:jc w:val="left"/>
+      </w:pPr>
+      <w:r>
+        <w:rPr>
+          <w:rFonts w:ascii="Times New Roman" w:hAnsi="Times New Roman"/>
+          <w:b w:val="0"/>
+          <w:i w:val="0"/>
+          <w:sz w:val="24"/>
+        </w:rPr>
+        <w:t>python tools/download_natural_earth_countries.py</w:t>
+      </w:r>
+    </w:p>
+    <w:p>
+      <w:pPr>
+        <w:spacing w:before="0" w:after="0" w:line="480" w:lineRule="auto"/>
+        <w:jc w:val="left"/>
+      </w:pPr>
+      <w:r>
+        <w:rPr>
+          <w:rFonts w:ascii="Times New Roman" w:hAnsi="Times New Roman"/>
+          <w:b w:val="0"/>
+          <w:i w:val="0"/>
+          <w:sz w:val="24"/>
+        </w:rPr>
+        <w:t>python tools/aggregate_terraclimate_country_year.py</w:t>
+      </w:r>
+    </w:p>
+    <w:p>
+      <w:pPr>
+        <w:spacing w:before="0" w:after="0" w:line="480" w:lineRule="auto"/>
+        <w:jc w:val="left"/>
+      </w:pPr>
+      <w:r>
+        <w:rPr>
+          <w:rFonts w:ascii="Times New Roman" w:hAnsi="Times New Roman"/>
+          <w:b w:val="0"/>
+          <w:i w:val="0"/>
+          <w:sz w:val="24"/>
+        </w:rPr>
+        <w:t>python tools/build_international_dataset.py</w:t>
+      </w:r>
+    </w:p>
+    <w:p>
+      <w:pPr>
+        <w:spacing w:before="0" w:after="0" w:line="480" w:lineRule="auto"/>
+        <w:jc w:val="left"/>
+      </w:pPr>
+      <w:r>
+        <w:rPr>
+          <w:rFonts w:ascii="Times New Roman" w:hAnsi="Times New Roman"/>
+          <w:b w:val="0"/>
+          <w:i w:val="0"/>
+          <w:sz w:val="24"/>
+        </w:rPr>
+        <w:t>python tools/run_international_baselines.py</w:t>
+      </w:r>
+    </w:p>
+    <w:p>
+      <w:pPr>
+        <w:spacing w:before="0" w:after="0" w:line="480" w:lineRule="auto"/>
+        <w:jc w:val="left"/>
+      </w:pPr>
+      <w:r>
+        <w:rPr>
+          <w:rFonts w:ascii="Times New Roman" w:hAnsi="Times New Roman"/>
+          <w:b w:val="0"/>
+          <w:i w:val="0"/>
+          <w:sz w:val="24"/>
+        </w:rPr>
+        <w:t>python tools/run_feature_ablation.py</w:t>
+      </w:r>
+    </w:p>
+    <w:p>
+      <w:pPr>
+        <w:spacing w:before="0" w:after="0" w:line="480" w:lineRule="auto"/>
+        <w:jc w:val="left"/>
+      </w:pPr>
+      <w:r>
+        <w:rPr>
+          <w:rFonts w:ascii="Times New Roman" w:hAnsi="Times New Roman"/>
+          <w:b w:val="0"/>
+          <w:i w:val="0"/>
+          <w:sz w:val="24"/>
+        </w:rPr>
+        <w:t>python tools/run_count_models.py</w:t>
+      </w:r>
+    </w:p>
+    <w:p>
+      <w:pPr>
+        <w:spacing w:before="0" w:after="0" w:line="480" w:lineRule="auto"/>
+        <w:jc w:val="left"/>
+      </w:pPr>
+      <w:r>
+        <w:rPr>
+          <w:rFonts w:ascii="Times New Roman" w:hAnsi="Times New Roman"/>
+          <w:b w:val="0"/>
+          <w:i w:val="0"/>
+          <w:sz w:val="24"/>
+        </w:rPr>
+        <w:t>python tools/write_eid_model_inputs_table.py</w:t>
+      </w:r>
+    </w:p>
+    <w:p>
+      <w:pPr>
+        <w:spacing w:before="0" w:after="0" w:line="480" w:lineRule="auto"/>
+        <w:jc w:val="left"/>
+      </w:pPr>
+      <w:r>
+        <w:rPr>
+          <w:rFonts w:ascii="Times New Roman" w:hAnsi="Times New Roman"/>
+          <w:b w:val="0"/>
+          <w:i w:val="0"/>
+          <w:sz w:val="24"/>
+        </w:rPr>
+        <w:t>python tools/run_surveillance_quality_sensitivity.py</w:t>
+      </w:r>
+    </w:p>
+    <w:p>
+      <w:pPr>
+        <w:spacing w:before="0" w:after="0" w:line="480" w:lineRule="auto"/>
+        <w:jc w:val="left"/>
+      </w:pPr>
+      <w:r>
+        <w:rPr>
+          <w:rFonts w:ascii="Times New Roman" w:hAnsi="Times New Roman"/>
+          <w:b w:val="0"/>
+          <w:i w:val="0"/>
+          <w:sz w:val="24"/>
+        </w:rPr>
+        <w:t>python tools/run_country_influence.py</w:t>
+      </w:r>
+    </w:p>
+    <w:p>
+      <w:pPr>
+        <w:spacing w:before="0" w:after="0" w:line="480" w:lineRule="auto"/>
+        <w:jc w:val="left"/>
+      </w:pPr>
+      <w:r>
+        <w:rPr>
+          <w:rFonts w:ascii="Times New Roman" w:hAnsi="Times New Roman"/>
+          <w:b w:val="0"/>
+          <w:i w:val="0"/>
+          <w:sz w:val="24"/>
+        </w:rPr>
+        <w:t>python tools/write_calibration_localization.py</w:t>
+      </w:r>
+    </w:p>
+    <w:p>
+      <w:pPr>
+        <w:spacing w:before="0" w:after="0" w:line="480" w:lineRule="auto"/>
+        <w:jc w:val="left"/>
+      </w:pPr>
+      <w:r>
+        <w:rPr>
+          <w:rFonts w:ascii="Times New Roman" w:hAnsi="Times New Roman"/>
+          <w:b w:val="0"/>
+          <w:i w:val="0"/>
+          <w:sz w:val="24"/>
+        </w:rPr>
+        <w:t>python tools/run_detectability_screen.py --iterations 100</w:t>
+      </w:r>
+    </w:p>
+    <w:p>
+      <w:pPr>
+        <w:spacing w:before="0" w:after="0" w:line="480" w:lineRule="auto"/>
+        <w:jc w:val="left"/>
+      </w:pPr>
+      <w:r>
+        <w:rPr>
+          <w:rFonts w:ascii="Times New Roman" w:hAnsi="Times New Roman"/>
+          <w:b w:val="0"/>
+          <w:i w:val="0"/>
+          <w:sz w:val="24"/>
+        </w:rPr>
+        <w:t>python tools/create_eid_figures.py</w:t>
+      </w:r>
+    </w:p>
+    <w:p>
+      <w:pPr>
+        <w:spacing w:before="0" w:after="0" w:line="480" w:lineRule="auto"/>
+        <w:jc w:val="left"/>
+      </w:pPr>
+      <w:r>
+        <w:rPr>
+          <w:rFonts w:ascii="Times New Roman" w:hAnsi="Times New Roman"/>
+          <w:b w:val="0"/>
+          <w:i w:val="0"/>
+          <w:sz w:val="24"/>
+        </w:rPr>
+        <w:t>python tools/build_eid_docx.py</w:t>
+      </w:r>
+    </w:p>
+    <w:p>
+      <w:pPr>
+        <w:spacing w:before="0" w:after="0" w:line="480" w:lineRule="auto"/>
+        <w:jc w:val="left"/>
+      </w:pPr>
+      <w:r>
+        <w:rPr>
+          <w:rFonts w:ascii="Times New Roman" w:hAnsi="Times New Roman"/>
+          <w:b w:val="0"/>
+          <w:i w:val="0"/>
+          <w:sz w:val="24"/>
+        </w:rPr>
+        <w:t>python tools/check_eid_submission_readiness.py --strict</w:t>
+      </w:r>
+    </w:p>
+    <w:p>
+      <w:pPr>
+        <w:spacing w:before="0" w:after="0" w:line="480" w:lineRule="auto"/>
+        <w:jc w:val="left"/>
+      </w:pPr>
+      <w:r>
+        <w:rPr>
+          <w:rFonts w:ascii="Times New Roman" w:hAnsi="Times New Roman"/>
+          <w:b w:val="0"/>
+          <w:i w:val="0"/>
+          <w:sz w:val="24"/>
+        </w:rPr>
+        <w:t>python -m pytest</w:t>
+      </w:r>
+    </w:p>
+    <w:p>
+      <w:pPr>
+        <w:spacing w:before="0" w:after="0" w:line="480" w:lineRule="auto"/>
+        <w:jc w:val="left"/>
+      </w:pPr>
+      <w:r>
+        <w:rPr>
+          <w:rFonts w:ascii="Times New Roman" w:hAnsi="Times New Roman"/>
+          <w:b w:val="0"/>
+          <w:i w:val="0"/>
+          <w:sz w:val="24"/>
+        </w:rPr>
+        <w:t>python -m ruff check src tests tools</w:t>
+      </w:r>
+    </w:p>
+    <w:p>
+      <w:pPr>
+        <w:spacing w:before="0" w:after="0" w:line="480" w:lineRule="auto"/>
+        <w:jc w:val="left"/>
+      </w:pPr>
+      <w:r>
+        <w:rPr>
+          <w:rFonts w:ascii="Times New Roman" w:hAnsi="Times New Roman"/>
+          <w:b w:val="0"/>
+          <w:i w:val="0"/>
+          <w:sz w:val="24"/>
+        </w:rPr>
+        <w:t>git diff --check</w:t>
+      </w:r>
+    </w:p>
+    <w:p>
+      <w:pPr>
+        <w:spacing w:before="0" w:after="0" w:line="480" w:lineRule="auto"/>
+        <w:jc w:val="left"/>
+      </w:pPr>
     </w:p>
     <w:sectPr>
       <w:pgSz w:w="12240" w:h="15840"/>

--- a/docs/submission_eid/supplements/Appendix_methods_eid.docx
+++ b/docs/submission_eid/supplements/Appendix_methods_eid.docx
@@ -44,52 +44,7 @@
           <w:i w:val="0"/>
           <w:sz w:val="24"/>
         </w:rPr>
-        <w:t>The benchmark uses public aggregate EU/EEA country-year reported hantavirus</w:t>
-      </w:r>
-    </w:p>
-    <w:p>
-      <w:pPr>
-        <w:spacing w:before="0" w:after="0" w:line="480" w:lineRule="auto"/>
-        <w:jc w:val="left"/>
-      </w:pPr>
-      <w:r>
-        <w:rPr>
-          <w:rFonts w:ascii="Times New Roman" w:hAnsi="Times New Roman"/>
-          <w:b w:val="0"/>
-          <w:i w:val="0"/>
-          <w:sz w:val="24"/>
-        </w:rPr>
-        <w:t>surveillance labels for 2019-2023. Annual totals reconcile exactly to ECDC:</w:t>
-      </w:r>
-    </w:p>
-    <w:p>
-      <w:pPr>
-        <w:spacing w:before="0" w:after="0" w:line="480" w:lineRule="auto"/>
-        <w:jc w:val="left"/>
-      </w:pPr>
-      <w:r>
-        <w:rPr>
-          <w:rFonts w:ascii="Times New Roman" w:hAnsi="Times New Roman"/>
-          <w:b w:val="0"/>
-          <w:i w:val="0"/>
-          <w:sz w:val="24"/>
-        </w:rPr>
-        <w:t>4,088; 1,693; 4,947; 2,185; and 1,885 reported cases. Belgium 2023 and Cyprus</w:t>
-      </w:r>
-    </w:p>
-    <w:p>
-      <w:pPr>
-        <w:spacing w:before="0" w:after="0" w:line="480" w:lineRule="auto"/>
-        <w:jc w:val="left"/>
-      </w:pPr>
-      <w:r>
-        <w:rPr>
-          <w:rFonts w:ascii="Times New Roman" w:hAnsi="Times New Roman"/>
-          <w:b w:val="0"/>
-          <w:i w:val="0"/>
-          <w:sz w:val="24"/>
-        </w:rPr>
-        <w:t>2023 are flagged as source-quality grade C; all other rows are grade B.</w:t>
+        <w:t>The benchmark uses public aggregate EU/EEA country-year reported hantavirus surveillance labels for 2019-2023. Annual totals reconcile exactly to ECDC: 4,088; 1,693; 4,947; 2,185; and 1,885 reported cases. Belgium 2023 and Cyprus 2023 are flagged as source-quality grade C; all other rows are grade B.</w:t>
       </w:r>
     </w:p>
     <w:p>
@@ -109,6 +64,7 @@
     </w:p>
     <w:p>
       <w:pPr>
+        <w:pStyle w:val="ListBullet"/>
         <w:spacing w:before="0" w:after="0" w:line="480" w:lineRule="auto"/>
         <w:jc w:val="left"/>
       </w:pPr>
@@ -119,11 +75,12 @@
           <w:i w:val="0"/>
           <w:sz w:val="24"/>
         </w:rPr>
-        <w:t>- docs/submission_eid/tables/table1_model_inputs.csv</w:t>
+        <w:t>docs/submission_eid/tables/table1_model_inputs.csv</w:t>
       </w:r>
     </w:p>
     <w:p>
       <w:pPr>
+        <w:pStyle w:val="ListBullet"/>
         <w:spacing w:before="0" w:after="0" w:line="480" w:lineRule="auto"/>
         <w:jc w:val="left"/>
       </w:pPr>
@@ -134,11 +91,12 @@
           <w:i w:val="0"/>
           <w:sz w:val="24"/>
         </w:rPr>
-        <w:t>- docs/submission_eid/tables/table1_model_inputs.md</w:t>
+        <w:t>docs/submission_eid/tables/table1_model_inputs.md</w:t>
       </w:r>
     </w:p>
     <w:p>
       <w:pPr>
+        <w:pStyle w:val="ListBullet"/>
         <w:spacing w:before="0" w:after="0" w:line="480" w:lineRule="auto"/>
         <w:jc w:val="left"/>
       </w:pPr>
@@ -149,7 +107,7 @@
           <w:i w:val="0"/>
           <w:sz w:val="24"/>
         </w:rPr>
-        <w:t>- docs/submission_eid/reproducibility_manifest.md</w:t>
+        <w:t>docs/submission_eid/reproducibility_manifest.md</w:t>
       </w:r>
     </w:p>
     <w:p>
@@ -179,37 +137,7 @@
           <w:i w:val="0"/>
           <w:sz w:val="24"/>
         </w:rPr>
-        <w:t>The complete EID Table 1 contains category, variable name, definition, unit,</w:t>
-      </w:r>
-    </w:p>
-    <w:p>
-      <w:pPr>
-        <w:spacing w:before="0" w:after="0" w:line="480" w:lineRule="auto"/>
-        <w:jc w:val="left"/>
-      </w:pPr>
-      <w:r>
-        <w:rPr>
-          <w:rFonts w:ascii="Times New Roman" w:hAnsi="Times New Roman"/>
-          <w:b w:val="0"/>
-          <w:i w:val="0"/>
-          <w:sz w:val="24"/>
-        </w:rPr>
-        <w:t>source, years available, lag, training range, missingness counts, missingness</w:t>
-      </w:r>
-    </w:p>
-    <w:p>
-      <w:pPr>
-        <w:spacing w:before="0" w:after="0" w:line="480" w:lineRule="auto"/>
-        <w:jc w:val="left"/>
-      </w:pPr>
-      <w:r>
-        <w:rPr>
-          <w:rFonts w:ascii="Times New Roman" w:hAnsi="Times New Roman"/>
-          <w:b w:val="0"/>
-          <w:i w:val="0"/>
-          <w:sz w:val="24"/>
-        </w:rPr>
-        <w:t>rule, feature-set inclusion, rationale, limitation, and leakage check.</w:t>
+        <w:t>The complete EID Table 1 contains category, variable name, definition, unit, source, years available, lag, training range, missingness counts, missingness rule, feature-set inclusion, rationale, limitation, and leakage check.</w:t>
       </w:r>
     </w:p>
     <w:p>
@@ -229,6 +157,7 @@
     </w:p>
     <w:p>
       <w:pPr>
+        <w:pStyle w:val="ListNumber"/>
         <w:spacing w:before="0" w:after="0" w:line="480" w:lineRule="auto"/>
         <w:jc w:val="left"/>
       </w:pPr>
@@ -239,11 +168,12 @@
           <w:i w:val="0"/>
           <w:sz w:val="24"/>
         </w:rPr>
-        <w:t>1. Surveillance only: target year, pandemic-period indicator, lagged country</w:t>
+        <w:t>Surveillance only: target year, pandemic-period indicator, lagged country rate summaries, regional history, and overall panel history.</w:t>
       </w:r>
     </w:p>
     <w:p>
       <w:pPr>
+        <w:pStyle w:val="ListNumber"/>
         <w:spacing w:before="0" w:after="0" w:line="480" w:lineRule="auto"/>
         <w:jc w:val="left"/>
       </w:pPr>
@@ -254,11 +184,12 @@
           <w:i w:val="0"/>
           <w:sz w:val="24"/>
         </w:rPr>
-        <w:t xml:space="preserve">   rate summaries, regional history, and overall panel history.</w:t>
+        <w:t>Context: surveillance plus World Bank rurality and GDP.</w:t>
       </w:r>
     </w:p>
     <w:p>
       <w:pPr>
+        <w:pStyle w:val="ListNumber"/>
         <w:spacing w:before="0" w:after="0" w:line="480" w:lineRule="auto"/>
         <w:jc w:val="left"/>
       </w:pPr>
@@ -269,11 +200,12 @@
           <w:i w:val="0"/>
           <w:sz w:val="24"/>
         </w:rPr>
-        <w:t>2. Context: surveillance plus World Bank rurality and GDP.</w:t>
+        <w:t>Land use: context plus FAOSTAT land-use shares.</w:t>
       </w:r>
     </w:p>
     <w:p>
       <w:pPr>
+        <w:pStyle w:val="ListNumber"/>
         <w:spacing w:before="0" w:after="0" w:line="480" w:lineRule="auto"/>
         <w:jc w:val="left"/>
       </w:pPr>
@@ -284,11 +216,12 @@
           <w:i w:val="0"/>
           <w:sz w:val="24"/>
         </w:rPr>
-        <w:t>3. Land use: context plus FAOSTAT land-use shares.</w:t>
+        <w:t>Climate: land use plus TerraClimate lag-1 climate and water-balance summaries.</w:t>
       </w:r>
     </w:p>
     <w:p>
       <w:pPr>
+        <w:pStyle w:val="ListNumber"/>
         <w:spacing w:before="0" w:after="0" w:line="480" w:lineRule="auto"/>
         <w:jc w:val="left"/>
       </w:pPr>
@@ -299,7 +232,7 @@
           <w:i w:val="0"/>
           <w:sz w:val="24"/>
         </w:rPr>
-        <w:t>4. Climate: land use plus TerraClimate lag-1 climate and water-balance summaries.</w:t>
+        <w:t>All public: climate plus ECDC/source-quality metadata.</w:t>
       </w:r>
     </w:p>
     <w:p>
@@ -314,37 +247,7 @@
           <w:i w:val="0"/>
           <w:sz w:val="24"/>
         </w:rPr>
-        <w:t>5. All public: climate plus ECDC/source-quality metadata.</w:t>
-      </w:r>
-    </w:p>
-    <w:p>
-      <w:pPr>
-        <w:spacing w:before="0" w:after="0" w:line="480" w:lineRule="auto"/>
-        <w:jc w:val="left"/>
-      </w:pPr>
-      <w:r>
-        <w:rPr>
-          <w:rFonts w:ascii="Times New Roman" w:hAnsi="Times New Roman"/>
-          <w:b w:val="0"/>
-          <w:i w:val="0"/>
-          <w:sz w:val="24"/>
-        </w:rPr>
-        <w:t>MODIS NDVI/EVI is documented as an excluded candidate because quality-masked</w:t>
-      </w:r>
-    </w:p>
-    <w:p>
-      <w:pPr>
-        <w:spacing w:before="0" w:after="0" w:line="480" w:lineRule="auto"/>
-        <w:jc w:val="left"/>
-      </w:pPr>
-      <w:r>
-        <w:rPr>
-          <w:rFonts w:ascii="Times New Roman" w:hAnsi="Times New Roman"/>
-          <w:b w:val="0"/>
-          <w:i w:val="0"/>
-          <w:sz w:val="24"/>
-        </w:rPr>
-        <w:t>country-year aggregation was not implemented and audited for this submission.</w:t>
+        <w:t>MODIS NDVI/EVI is documented as an excluded candidate because quality-masked country-year aggregation was not implemented and audited for this submission.</w:t>
       </w:r>
     </w:p>
     <w:p>
@@ -384,25 +287,10 @@
       </w:pPr>
       <w:r>
         <w:rPr>
-          <w:rFonts w:ascii="Times New Roman" w:hAnsi="Times New Roman"/>
+          <w:rFonts w:ascii="Courier New" w:hAnsi="Courier New"/>
           <w:b w:val="0"/>
           <w:i w:val="0"/>
-          <w:sz w:val="24"/>
-        </w:rPr>
-        <w:t>text</w:t>
-      </w:r>
-    </w:p>
-    <w:p>
-      <w:pPr>
-        <w:spacing w:before="0" w:after="0" w:line="480" w:lineRule="auto"/>
-        <w:jc w:val="left"/>
-      </w:pPr>
-      <w:r>
-        <w:rPr>
-          <w:rFonts w:ascii="Times New Roman" w:hAnsi="Times New Roman"/>
-          <w:b w:val="0"/>
-          <w:i w:val="0"/>
-          <w:sz w:val="24"/>
+          <w:sz w:val="20"/>
         </w:rPr>
         <w:t>ECDC labels -&gt; public covariate joins -&gt; training-only imputation/screening -&gt;</w:t>
       </w:r>
@@ -414,10 +302,10 @@
       </w:pPr>
       <w:r>
         <w:rPr>
-          <w:rFonts w:ascii="Times New Roman" w:hAnsi="Times New Roman"/>
+          <w:rFonts w:ascii="Courier New" w:hAnsi="Courier New"/>
           <w:b w:val="0"/>
           <w:i w:val="0"/>
-          <w:sz w:val="24"/>
+          <w:sz w:val="20"/>
         </w:rPr>
         <w:t>baselines and covariate blocks -&gt; 2022 validation / 2023 locked test -&gt;</w:t>
       </w:r>
@@ -429,19 +317,13 @@
       </w:pPr>
       <w:r>
         <w:rPr>
-          <w:rFonts w:ascii="Times New Roman" w:hAnsi="Times New Roman"/>
+          <w:rFonts w:ascii="Courier New" w:hAnsi="Courier New"/>
           <w:b w:val="0"/>
           <w:i w:val="0"/>
-          <w:sz w:val="24"/>
+          <w:sz w:val="20"/>
         </w:rPr>
         <w:t>WIS, coverage, width, MAE, Brier -&gt; sensitivity, influence, detectability</w:t>
       </w:r>
-    </w:p>
-    <w:p>
-      <w:pPr>
-        <w:spacing w:before="0" w:after="0" w:line="480" w:lineRule="auto"/>
-        <w:jc w:val="left"/>
-      </w:pPr>
     </w:p>
     <w:p>
       <w:pPr>
@@ -465,34 +347,13 @@
       </w:pPr>
       <w:r>
         <w:rPr>
-          <w:rFonts w:ascii="Times New Roman" w:hAnsi="Times New Roman"/>
+          <w:rFonts w:ascii="Courier New" w:hAnsi="Courier New"/>
           <w:b w:val="0"/>
           <w:i w:val="0"/>
-          <w:sz w:val="24"/>
-        </w:rPr>
-        <w:t>text</w:t>
-      </w:r>
-    </w:p>
-    <w:p>
-      <w:pPr>
-        <w:spacing w:before="0" w:after="0" w:line="480" w:lineRule="auto"/>
-        <w:jc w:val="left"/>
-      </w:pPr>
-      <w:r>
-        <w:rPr>
-          <w:rFonts w:ascii="Times New Roman" w:hAnsi="Times New Roman"/>
-          <w:b w:val="0"/>
-          <w:i w:val="0"/>
-          <w:sz w:val="24"/>
+          <w:sz w:val="20"/>
         </w:rPr>
         <w:t>docs/submission_eid/figures/Appendix_Figure_model_schematic.tif</w:t>
       </w:r>
-    </w:p>
-    <w:p>
-      <w:pPr>
-        <w:spacing w:before="0" w:after="0" w:line="480" w:lineRule="auto"/>
-        <w:jc w:val="left"/>
-      </w:pPr>
     </w:p>
     <w:p>
       <w:pPr>
@@ -531,12 +392,42 @@
       </w:pPr>
       <w:r>
         <w:rPr>
-          <w:rFonts w:ascii="Times New Roman" w:hAnsi="Times New Roman"/>
+          <w:rFonts w:ascii="Courier New" w:hAnsi="Courier New"/>
           <w:b w:val="0"/>
           <w:i w:val="0"/>
-          <w:sz w:val="24"/>
+          <w:sz w:val="20"/>
         </w:rPr>
-        <w:t>text</w:t>
+        <w:t>train: 2019-2021</w:t>
+      </w:r>
+    </w:p>
+    <w:p>
+      <w:pPr>
+        <w:spacing w:before="0" w:after="0" w:line="480" w:lineRule="auto"/>
+        <w:jc w:val="left"/>
+      </w:pPr>
+      <w:r>
+        <w:rPr>
+          <w:rFonts w:ascii="Courier New" w:hAnsi="Courier New"/>
+          <w:b w:val="0"/>
+          <w:i w:val="0"/>
+          <w:sz w:val="20"/>
+        </w:rPr>
+        <w:t>validate: 2022</w:t>
+      </w:r>
+    </w:p>
+    <w:p>
+      <w:pPr>
+        <w:spacing w:before="0" w:after="0" w:line="480" w:lineRule="auto"/>
+        <w:jc w:val="left"/>
+      </w:pPr>
+      <w:r>
+        <w:rPr>
+          <w:rFonts w:ascii="Courier New" w:hAnsi="Courier New"/>
+          <w:b w:val="0"/>
+          <w:i w:val="0"/>
+          <w:sz w:val="20"/>
+        </w:rPr>
+        <w:t>test: 2023</w:t>
       </w:r>
     </w:p>
     <w:p>
@@ -551,73 +442,7 @@
           <w:i w:val="0"/>
           <w:sz w:val="24"/>
         </w:rPr>
-        <w:t>train: 2019-2021</w:t>
-      </w:r>
-    </w:p>
-    <w:p>
-      <w:pPr>
-        <w:spacing w:before="0" w:after="0" w:line="480" w:lineRule="auto"/>
-        <w:jc w:val="left"/>
-      </w:pPr>
-      <w:r>
-        <w:rPr>
-          <w:rFonts w:ascii="Times New Roman" w:hAnsi="Times New Roman"/>
-          <w:b w:val="0"/>
-          <w:i w:val="0"/>
-          <w:sz w:val="24"/>
-        </w:rPr>
-        <w:t>validate: 2022</w:t>
-      </w:r>
-    </w:p>
-    <w:p>
-      <w:pPr>
-        <w:spacing w:before="0" w:after="0" w:line="480" w:lineRule="auto"/>
-        <w:jc w:val="left"/>
-      </w:pPr>
-      <w:r>
-        <w:rPr>
-          <w:rFonts w:ascii="Times New Roman" w:hAnsi="Times New Roman"/>
-          <w:b w:val="0"/>
-          <w:i w:val="0"/>
-          <w:sz w:val="24"/>
-        </w:rPr>
-        <w:t>test: 2023</w:t>
-      </w:r>
-    </w:p>
-    <w:p>
-      <w:pPr>
-        <w:spacing w:before="0" w:after="0" w:line="480" w:lineRule="auto"/>
-        <w:jc w:val="left"/>
-      </w:pPr>
-    </w:p>
-    <w:p>
-      <w:pPr>
-        <w:spacing w:before="0" w:after="0" w:line="480" w:lineRule="auto"/>
-        <w:jc w:val="left"/>
-      </w:pPr>
-      <w:r>
-        <w:rPr>
-          <w:rFonts w:ascii="Times New Roman" w:hAnsi="Times New Roman"/>
-          <w:b w:val="0"/>
-          <w:i w:val="0"/>
-          <w:sz w:val="24"/>
-        </w:rPr>
-        <w:t>All imputation, feature screening, and tuning steps use training rows or the</w:t>
-      </w:r>
-    </w:p>
-    <w:p>
-      <w:pPr>
-        <w:spacing w:before="0" w:after="0" w:line="480" w:lineRule="auto"/>
-        <w:jc w:val="left"/>
-      </w:pPr>
-      <w:r>
-        <w:rPr>
-          <w:rFonts w:ascii="Times New Roman" w:hAnsi="Times New Roman"/>
-          <w:b w:val="0"/>
-          <w:i w:val="0"/>
-          <w:sz w:val="24"/>
-        </w:rPr>
-        <w:t>validation year only. Target-year case counts are never used as predictors.</w:t>
+        <w:t>All imputation, feature screening, and tuning steps use training rows or the validation year only. Target-year case counts are never used as predictors.</w:t>
       </w:r>
     </w:p>
     <w:p>
@@ -657,25 +482,10 @@
       </w:pPr>
       <w:r>
         <w:rPr>
-          <w:rFonts w:ascii="Times New Roman" w:hAnsi="Times New Roman"/>
+          <w:rFonts w:ascii="Courier New" w:hAnsi="Courier New"/>
           <w:b w:val="0"/>
           <w:i w:val="0"/>
-          <w:sz w:val="24"/>
-        </w:rPr>
-        <w:t>text</w:t>
-      </w:r>
-    </w:p>
-    <w:p>
-      <w:pPr>
-        <w:spacing w:before="0" w:after="0" w:line="480" w:lineRule="auto"/>
-        <w:jc w:val="left"/>
-      </w:pPr>
-      <w:r>
-        <w:rPr>
-          <w:rFonts w:ascii="Times New Roman" w:hAnsi="Times New Roman"/>
-          <w:b w:val="0"/>
-          <w:i w:val="0"/>
-          <w:sz w:val="24"/>
+          <w:sz w:val="20"/>
         </w:rPr>
         <w:t>IS_alpha = (u - l)</w:t>
       </w:r>
@@ -687,30 +497,12 @@
       </w:pPr>
       <w:r>
         <w:rPr>
-          <w:rFonts w:ascii="Times New Roman" w:hAnsi="Times New Roman"/>
+          <w:rFonts w:ascii="Courier New" w:hAnsi="Courier New"/>
           <w:b w:val="0"/>
           <w:i w:val="0"/>
-          <w:sz w:val="24"/>
+          <w:sz w:val="20"/>
         </w:rPr>
-        <w:t xml:space="preserve">         + (2 / alpha) </w:t>
-      </w:r>
-      <w:r>
-        <w:rPr>
-          <w:rFonts w:ascii="Times New Roman" w:hAnsi="Times New Roman"/>
-          <w:b w:val="0"/>
-          <w:i/>
-          <w:sz w:val="24"/>
-        </w:rPr>
-        <w:t xml:space="preserve"> (l - y) </w:t>
-      </w:r>
-      <w:r>
-        <w:rPr>
-          <w:rFonts w:ascii="Times New Roman" w:hAnsi="Times New Roman"/>
-          <w:b w:val="0"/>
-          <w:i w:val="0"/>
-          <w:sz w:val="24"/>
-        </w:rPr>
-        <w:t xml:space="preserve"> 1(y &lt; l)</w:t>
+        <w:t xml:space="preserve">         + (2 / alpha) * (l - y) * 1(y &lt; l)</w:t>
       </w:r>
     </w:p>
     <w:p>
@@ -720,30 +512,12 @@
       </w:pPr>
       <w:r>
         <w:rPr>
-          <w:rFonts w:ascii="Times New Roman" w:hAnsi="Times New Roman"/>
+          <w:rFonts w:ascii="Courier New" w:hAnsi="Courier New"/>
           <w:b w:val="0"/>
           <w:i w:val="0"/>
-          <w:sz w:val="24"/>
+          <w:sz w:val="20"/>
         </w:rPr>
-        <w:t xml:space="preserve">         + (2 / alpha) </w:t>
-      </w:r>
-      <w:r>
-        <w:rPr>
-          <w:rFonts w:ascii="Times New Roman" w:hAnsi="Times New Roman"/>
-          <w:b w:val="0"/>
-          <w:i/>
-          <w:sz w:val="24"/>
-        </w:rPr>
-        <w:t xml:space="preserve"> (y - u) </w:t>
-      </w:r>
-      <w:r>
-        <w:rPr>
-          <w:rFonts w:ascii="Times New Roman" w:hAnsi="Times New Roman"/>
-          <w:b w:val="0"/>
-          <w:i w:val="0"/>
-          <w:sz w:val="24"/>
-        </w:rPr>
-        <w:t xml:space="preserve"> 1(y &gt; u)</w:t>
+        <w:t xml:space="preserve">         + (2 / alpha) * (y - u) * 1(y &gt; u)</w:t>
       </w:r>
     </w:p>
     <w:p>
@@ -753,30 +527,11 @@
       </w:pPr>
       <w:r>
         <w:rPr>
-          <w:rFonts w:ascii="Times New Roman" w:hAnsi="Times New Roman"/>
+          <w:rFonts w:ascii="Courier New" w:hAnsi="Courier New"/>
           <w:b w:val="0"/>
           <w:i w:val="0"/>
-          <w:sz w:val="24"/>
+          <w:sz w:val="20"/>
         </w:rPr>
-        <w:t xml:space="preserve">WIS = [0.5 </w:t>
-      </w:r>
-      <w:r>
-        <w:rPr>
-          <w:rFonts w:ascii="Times New Roman" w:hAnsi="Times New Roman"/>
-          <w:b w:val="0"/>
-          <w:i/>
-          <w:sz w:val="24"/>
-        </w:rPr>
-        <w:t xml:space="preserve"> abs(y - m) + (alpha / 2) </w:t>
-      </w:r>
-      <w:r>
-        <w:rPr>
-          <w:rFonts w:ascii="Times New Roman" w:hAnsi="Times New Roman"/>
-          <w:b w:val="0"/>
-          <w:i w:val="0"/>
-          <w:sz w:val="24"/>
-        </w:rPr>
-        <w:t xml:space="preserve"> IS_alpha] / 1.5</w:t>
       </w:r>
     </w:p>
     <w:p>
@@ -784,6 +539,15 @@
         <w:spacing w:before="0" w:after="0" w:line="480" w:lineRule="auto"/>
         <w:jc w:val="left"/>
       </w:pPr>
+      <w:r>
+        <w:rPr>
+          <w:rFonts w:ascii="Courier New" w:hAnsi="Courier New"/>
+          <w:b w:val="0"/>
+          <w:i w:val="0"/>
+          <w:sz w:val="20"/>
+        </w:rPr>
+        <w:t>WIS = [0.5 * abs(y - m) + (alpha / 2) * IS_alpha] / 1.5</w:t>
+      </w:r>
     </w:p>
     <w:p>
       <w:pPr>
@@ -807,25 +571,10 @@
       </w:pPr>
       <w:r>
         <w:rPr>
-          <w:rFonts w:ascii="Times New Roman" w:hAnsi="Times New Roman"/>
+          <w:rFonts w:ascii="Courier New" w:hAnsi="Courier New"/>
           <w:b w:val="0"/>
           <w:i w:val="0"/>
-          <w:sz w:val="24"/>
-        </w:rPr>
-        <w:t>text</w:t>
-      </w:r>
-    </w:p>
-    <w:p>
-      <w:pPr>
-        <w:spacing w:before="0" w:after="0" w:line="480" w:lineRule="auto"/>
-        <w:jc w:val="left"/>
-      </w:pPr>
-      <w:r>
-        <w:rPr>
-          <w:rFonts w:ascii="Times New Roman" w:hAnsi="Times New Roman"/>
-          <w:b w:val="0"/>
-          <w:i w:val="0"/>
-          <w:sz w:val="24"/>
+          <w:sz w:val="20"/>
         </w:rPr>
         <w:t>coverage_90 = mean(q05 &lt;= observed &lt;= q95)</w:t>
       </w:r>
@@ -837,10 +586,10 @@
       </w:pPr>
       <w:r>
         <w:rPr>
-          <w:rFonts w:ascii="Times New Roman" w:hAnsi="Times New Roman"/>
+          <w:rFonts w:ascii="Courier New" w:hAnsi="Courier New"/>
           <w:b w:val="0"/>
           <w:i w:val="0"/>
-          <w:sz w:val="24"/>
+          <w:sz w:val="20"/>
         </w:rPr>
         <w:t>interval_width = mean(q95 - q05)</w:t>
       </w:r>
@@ -852,10 +601,10 @@
       </w:pPr>
       <w:r>
         <w:rPr>
-          <w:rFonts w:ascii="Times New Roman" w:hAnsi="Times New Roman"/>
+          <w:rFonts w:ascii="Courier New" w:hAnsi="Courier New"/>
           <w:b w:val="0"/>
           <w:i w:val="0"/>
-          <w:sz w:val="24"/>
+          <w:sz w:val="20"/>
         </w:rPr>
         <w:t>MAE = mean(abs(observed - q50))</w:t>
       </w:r>
@@ -867,19 +616,13 @@
       </w:pPr>
       <w:r>
         <w:rPr>
-          <w:rFonts w:ascii="Times New Roman" w:hAnsi="Times New Roman"/>
+          <w:rFonts w:ascii="Courier New" w:hAnsi="Courier New"/>
           <w:b w:val="0"/>
           <w:i w:val="0"/>
-          <w:sz w:val="24"/>
+          <w:sz w:val="20"/>
         </w:rPr>
         <w:t>Brier = mean((P(Y &gt; 0) - 1(observed &gt; 0))^2)</w:t>
       </w:r>
-    </w:p>
-    <w:p>
-      <w:pPr>
-        <w:spacing w:before="0" w:after="0" w:line="480" w:lineRule="auto"/>
-        <w:jc w:val="left"/>
-      </w:pPr>
     </w:p>
     <w:p>
       <w:pPr>
@@ -908,52 +651,7 @@
           <w:i w:val="0"/>
           <w:sz w:val="24"/>
         </w:rPr>
-        <w:t>Continuous features were imputed with training-set medians. Binary features were</w:t>
-      </w:r>
-    </w:p>
-    <w:p>
-      <w:pPr>
-        <w:spacing w:before="0" w:after="0" w:line="480" w:lineRule="auto"/>
-        <w:jc w:val="left"/>
-      </w:pPr>
-      <w:r>
-        <w:rPr>
-          <w:rFonts w:ascii="Times New Roman" w:hAnsi="Times New Roman"/>
-          <w:b w:val="0"/>
-          <w:i w:val="0"/>
-          <w:sz w:val="24"/>
-        </w:rPr>
-        <w:t>imputed with training-set modes. Missingness indicators were retained where</w:t>
-      </w:r>
-    </w:p>
-    <w:p>
-      <w:pPr>
-        <w:spacing w:before="0" w:after="0" w:line="480" w:lineRule="auto"/>
-        <w:jc w:val="left"/>
-      </w:pPr>
-      <w:r>
-        <w:rPr>
-          <w:rFonts w:ascii="Times New Roman" w:hAnsi="Times New Roman"/>
-          <w:b w:val="0"/>
-          <w:i w:val="0"/>
-          <w:sz w:val="24"/>
-        </w:rPr>
-        <w:t>defined. Features with greater than 40% training missingness were excluded</w:t>
-      </w:r>
-    </w:p>
-    <w:p>
-      <w:pPr>
-        <w:spacing w:before="0" w:after="0" w:line="480" w:lineRule="auto"/>
-        <w:jc w:val="left"/>
-      </w:pPr>
-      <w:r>
-        <w:rPr>
-          <w:rFonts w:ascii="Times New Roman" w:hAnsi="Times New Roman"/>
-          <w:b w:val="0"/>
-          <w:i w:val="0"/>
-          <w:sz w:val="24"/>
-        </w:rPr>
-        <w:t>unless they were required surveillance-history features.</w:t>
+        <w:t>Continuous features were imputed with training-set medians. Binary features were imputed with training-set modes. Missingness indicators were retained where defined. Features with greater than 40% training missingness were excluded unless they were required surveillance-history features.</w:t>
       </w:r>
     </w:p>
     <w:p>
@@ -988,6 +686,7 @@
     </w:p>
     <w:p>
       <w:pPr>
+        <w:pStyle w:val="ListNumber"/>
         <w:spacing w:before="0" w:after="0" w:line="480" w:lineRule="auto"/>
         <w:jc w:val="left"/>
       </w:pPr>
@@ -998,11 +697,12 @@
           <w:i w:val="0"/>
           <w:sz w:val="24"/>
         </w:rPr>
-        <w:t>1. Remove high-missingness features.</w:t>
+        <w:t>Remove high-missingness features.</w:t>
       </w:r>
     </w:p>
     <w:p>
       <w:pPr>
+        <w:pStyle w:val="ListNumber"/>
         <w:spacing w:before="0" w:after="0" w:line="480" w:lineRule="auto"/>
         <w:jc w:val="left"/>
       </w:pPr>
@@ -1013,11 +713,12 @@
           <w:i w:val="0"/>
           <w:sz w:val="24"/>
         </w:rPr>
-        <w:t>2. Remove constant features in the training matrix.</w:t>
+        <w:t>Remove constant features in the training matrix.</w:t>
       </w:r>
     </w:p>
     <w:p>
       <w:pPr>
+        <w:pStyle w:val="ListNumber"/>
         <w:spacing w:before="0" w:after="0" w:line="480" w:lineRule="auto"/>
         <w:jc w:val="left"/>
       </w:pPr>
@@ -1028,11 +729,12 @@
           <w:i w:val="0"/>
           <w:sz w:val="24"/>
         </w:rPr>
-        <w:t>3. Remove duplicate columns.</w:t>
+        <w:t>Remove duplicate columns.</w:t>
       </w:r>
     </w:p>
     <w:p>
       <w:pPr>
+        <w:pStyle w:val="ListNumber"/>
         <w:spacing w:before="0" w:after="0" w:line="480" w:lineRule="auto"/>
         <w:jc w:val="left"/>
       </w:pPr>
@@ -1043,11 +745,12 @@
           <w:i w:val="0"/>
           <w:sz w:val="24"/>
         </w:rPr>
-        <w:t>4. Remove highly correlated numeric predictors with absolute training</w:t>
+        <w:t>Remove highly correlated numeric predictors with absolute training correlation greater than 0.95.</w:t>
       </w:r>
     </w:p>
     <w:p>
       <w:pPr>
+        <w:pStyle w:val="ListNumber"/>
         <w:spacing w:before="0" w:after="0" w:line="480" w:lineRule="auto"/>
         <w:jc w:val="left"/>
       </w:pPr>
@@ -1058,37 +761,7 @@
           <w:i w:val="0"/>
           <w:sz w:val="24"/>
         </w:rPr>
-        <w:t xml:space="preserve">   correlation greater than 0.95.</w:t>
-      </w:r>
-    </w:p>
-    <w:p>
-      <w:pPr>
-        <w:spacing w:before="0" w:after="0" w:line="480" w:lineRule="auto"/>
-        <w:jc w:val="left"/>
-      </w:pPr>
-      <w:r>
-        <w:rPr>
-          <w:rFonts w:ascii="Times New Roman" w:hAnsi="Times New Roman"/>
-          <w:b w:val="0"/>
-          <w:i w:val="0"/>
-          <w:sz w:val="24"/>
-        </w:rPr>
-        <w:t>5. Cap the pre-one-hot feature set at 25 variables using the prespecified</w:t>
-      </w:r>
-    </w:p>
-    <w:p>
-      <w:pPr>
-        <w:spacing w:before="0" w:after="0" w:line="480" w:lineRule="auto"/>
-        <w:jc w:val="left"/>
-      </w:pPr>
-      <w:r>
-        <w:rPr>
-          <w:rFonts w:ascii="Times New Roman" w:hAnsi="Times New Roman"/>
-          <w:b w:val="0"/>
-          <w:i w:val="0"/>
-          <w:sz w:val="24"/>
-        </w:rPr>
-        <w:t xml:space="preserve">   feature-family priority order.</w:t>
+        <w:t>Cap the pre-one-hot feature set at 25 variables using the prespecified feature-family priority order.</w:t>
       </w:r>
     </w:p>
     <w:p>
@@ -1128,25 +801,10 @@
       </w:pPr>
       <w:r>
         <w:rPr>
-          <w:rFonts w:ascii="Times New Roman" w:hAnsi="Times New Roman"/>
+          <w:rFonts w:ascii="Courier New" w:hAnsi="Courier New"/>
           <w:b w:val="0"/>
           <w:i w:val="0"/>
-          <w:sz w:val="24"/>
-        </w:rPr>
-        <w:t>text</w:t>
-      </w:r>
-    </w:p>
-    <w:p>
-      <w:pPr>
-        <w:spacing w:before="0" w:after="0" w:line="480" w:lineRule="auto"/>
-        <w:jc w:val="left"/>
-      </w:pPr>
-      <w:r>
-        <w:rPr>
-          <w:rFonts w:ascii="Times New Roman" w:hAnsi="Times New Roman"/>
-          <w:b w:val="0"/>
-          <w:i w:val="0"/>
-          <w:sz w:val="24"/>
+          <w:sz w:val="20"/>
         </w:rPr>
         <w:t>r_hat_it = incidence_i,t-1</w:t>
       </w:r>
@@ -1158,10 +816,10 @@
       </w:pPr>
       <w:r>
         <w:rPr>
-          <w:rFonts w:ascii="Times New Roman" w:hAnsi="Times New Roman"/>
+          <w:rFonts w:ascii="Courier New" w:hAnsi="Courier New"/>
           <w:b w:val="0"/>
           <w:i w:val="0"/>
-          <w:sz w:val="24"/>
+          <w:sz w:val="20"/>
         </w:rPr>
         <w:t>mu_hat_it = r_hat_it / 100,000 * population_it</w:t>
       </w:r>
@@ -1173,19 +831,13 @@
       </w:pPr>
       <w:r>
         <w:rPr>
-          <w:rFonts w:ascii="Times New Roman" w:hAnsi="Times New Roman"/>
+          <w:rFonts w:ascii="Courier New" w:hAnsi="Courier New"/>
           <w:b w:val="0"/>
           <w:i w:val="0"/>
-          <w:sz w:val="24"/>
+          <w:sz w:val="20"/>
         </w:rPr>
         <w:t>Y_it ~ Poisson(mu_hat_it)</w:t>
       </w:r>
-    </w:p>
-    <w:p>
-      <w:pPr>
-        <w:spacing w:before="0" w:after="0" w:line="480" w:lineRule="auto"/>
-        <w:jc w:val="left"/>
-      </w:pPr>
     </w:p>
     <w:p>
       <w:pPr>
@@ -1209,25 +861,10 @@
       </w:pPr>
       <w:r>
         <w:rPr>
-          <w:rFonts w:ascii="Times New Roman" w:hAnsi="Times New Roman"/>
+          <w:rFonts w:ascii="Courier New" w:hAnsi="Courier New"/>
           <w:b w:val="0"/>
           <w:i w:val="0"/>
-          <w:sz w:val="24"/>
-        </w:rPr>
-        <w:t>text</w:t>
-      </w:r>
-    </w:p>
-    <w:p>
-      <w:pPr>
-        <w:spacing w:before="0" w:after="0" w:line="480" w:lineRule="auto"/>
-        <w:jc w:val="left"/>
-      </w:pPr>
-      <w:r>
-        <w:rPr>
-          <w:rFonts w:ascii="Times New Roman" w:hAnsi="Times New Roman"/>
-          <w:b w:val="0"/>
-          <w:i w:val="0"/>
-          <w:sz w:val="24"/>
+          <w:sz w:val="20"/>
         </w:rPr>
         <w:t>r_hat_it = mean(incidence_i,s for all s &lt; t)</w:t>
       </w:r>
@@ -1239,10 +876,10 @@
       </w:pPr>
       <w:r>
         <w:rPr>
-          <w:rFonts w:ascii="Times New Roman" w:hAnsi="Times New Roman"/>
+          <w:rFonts w:ascii="Courier New" w:hAnsi="Courier New"/>
           <w:b w:val="0"/>
           <w:i w:val="0"/>
-          <w:sz w:val="24"/>
+          <w:sz w:val="20"/>
         </w:rPr>
         <w:t>mu_hat_it = r_hat_it / 100,000 * population_it</w:t>
       </w:r>
@@ -1254,19 +891,13 @@
       </w:pPr>
       <w:r>
         <w:rPr>
-          <w:rFonts w:ascii="Times New Roman" w:hAnsi="Times New Roman"/>
+          <w:rFonts w:ascii="Courier New" w:hAnsi="Courier New"/>
           <w:b w:val="0"/>
           <w:i w:val="0"/>
-          <w:sz w:val="24"/>
+          <w:sz w:val="20"/>
         </w:rPr>
         <w:t>Y_it ~ Poisson(mu_hat_it)</w:t>
       </w:r>
-    </w:p>
-    <w:p>
-      <w:pPr>
-        <w:spacing w:before="0" w:after="0" w:line="480" w:lineRule="auto"/>
-        <w:jc w:val="left"/>
-      </w:pPr>
     </w:p>
     <w:p>
       <w:pPr>
@@ -1290,25 +921,10 @@
       </w:pPr>
       <w:r>
         <w:rPr>
-          <w:rFonts w:ascii="Times New Roman" w:hAnsi="Times New Roman"/>
+          <w:rFonts w:ascii="Courier New" w:hAnsi="Courier New"/>
           <w:b w:val="0"/>
           <w:i w:val="0"/>
-          <w:sz w:val="24"/>
-        </w:rPr>
-        <w:t>text</w:t>
-      </w:r>
-    </w:p>
-    <w:p>
-      <w:pPr>
-        <w:spacing w:before="0" w:after="0" w:line="480" w:lineRule="auto"/>
-        <w:jc w:val="left"/>
-      </w:pPr>
-      <w:r>
-        <w:rPr>
-          <w:rFonts w:ascii="Times New Roman" w:hAnsi="Times New Roman"/>
-          <w:b w:val="0"/>
-          <w:i w:val="0"/>
-          <w:sz w:val="24"/>
+          <w:sz w:val="20"/>
         </w:rPr>
         <w:t>alpha_nb = max((var(y_train) - mean(y_train)) / mean(y_train)^2, 1e-6)</w:t>
       </w:r>
@@ -1320,10 +936,10 @@
       </w:pPr>
       <w:r>
         <w:rPr>
-          <w:rFonts w:ascii="Times New Roman" w:hAnsi="Times New Roman"/>
+          <w:rFonts w:ascii="Courier New" w:hAnsi="Courier New"/>
           <w:b w:val="0"/>
           <w:i w:val="0"/>
-          <w:sz w:val="24"/>
+          <w:sz w:val="20"/>
         </w:rPr>
         <w:t>size = 1 / alpha_nb</w:t>
       </w:r>
@@ -1335,10 +951,10 @@
       </w:pPr>
       <w:r>
         <w:rPr>
-          <w:rFonts w:ascii="Times New Roman" w:hAnsi="Times New Roman"/>
+          <w:rFonts w:ascii="Courier New" w:hAnsi="Courier New"/>
           <w:b w:val="0"/>
           <w:i w:val="0"/>
-          <w:sz w:val="24"/>
+          <w:sz w:val="20"/>
         </w:rPr>
         <w:t>prob = size / (size + mu_hat_it)</w:t>
       </w:r>
@@ -1350,19 +966,13 @@
       </w:pPr>
       <w:r>
         <w:rPr>
-          <w:rFonts w:ascii="Times New Roman" w:hAnsi="Times New Roman"/>
+          <w:rFonts w:ascii="Courier New" w:hAnsi="Courier New"/>
           <w:b w:val="0"/>
           <w:i w:val="0"/>
-          <w:sz w:val="24"/>
+          <w:sz w:val="20"/>
         </w:rPr>
         <w:t>Y_it ~ NegBin(size, prob)</w:t>
       </w:r>
-    </w:p>
-    <w:p>
-      <w:pPr>
-        <w:spacing w:before="0" w:after="0" w:line="480" w:lineRule="auto"/>
-        <w:jc w:val="left"/>
-      </w:pPr>
     </w:p>
     <w:p>
       <w:pPr>
@@ -1401,12 +1011,12 @@
       </w:pPr>
       <w:r>
         <w:rPr>
-          <w:rFonts w:ascii="Times New Roman" w:hAnsi="Times New Roman"/>
+          <w:rFonts w:ascii="Courier New" w:hAnsi="Courier New"/>
           <w:b w:val="0"/>
           <w:i w:val="0"/>
-          <w:sz w:val="24"/>
+          <w:sz w:val="20"/>
         </w:rPr>
-        <w:t>text</w:t>
+        <w:t>log(mu_it) = log(population_it / 100,000) + beta_0 + X_it beta</w:t>
       </w:r>
     </w:p>
     <w:p>
@@ -1421,73 +1031,7 @@
           <w:i w:val="0"/>
           <w:sz w:val="24"/>
         </w:rPr>
-        <w:t>log(mu_it) = log(population_it / 100,000) + beta_0 + X_it beta</w:t>
-      </w:r>
-    </w:p>
-    <w:p>
-      <w:pPr>
-        <w:spacing w:before="0" w:after="0" w:line="480" w:lineRule="auto"/>
-        <w:jc w:val="left"/>
-      </w:pPr>
-    </w:p>
-    <w:p>
-      <w:pPr>
-        <w:spacing w:before="0" w:after="0" w:line="480" w:lineRule="auto"/>
-        <w:jc w:val="left"/>
-      </w:pPr>
-      <w:r>
-        <w:rPr>
-          <w:rFonts w:ascii="Times New Roman" w:hAnsi="Times New Roman"/>
-          <w:b w:val="0"/>
-          <w:i w:val="0"/>
-          <w:sz w:val="24"/>
-        </w:rPr>
-        <w:t>The ridge penalty was applied only to non-intercept coefficients. The penalty</w:t>
-      </w:r>
-    </w:p>
-    <w:p>
-      <w:pPr>
-        <w:spacing w:before="0" w:after="0" w:line="480" w:lineRule="auto"/>
-        <w:jc w:val="left"/>
-      </w:pPr>
-      <w:r>
-        <w:rPr>
-          <w:rFonts w:ascii="Times New Roman" w:hAnsi="Times New Roman"/>
-          <w:b w:val="0"/>
-          <w:i w:val="0"/>
-          <w:sz w:val="24"/>
-        </w:rPr>
-        <w:t>parameter was selected on 2022 validation WIS from {0.01, 0.1, 1, 10}. The best</w:t>
-      </w:r>
-    </w:p>
-    <w:p>
-      <w:pPr>
-        <w:spacing w:before="0" w:after="0" w:line="480" w:lineRule="auto"/>
-        <w:jc w:val="left"/>
-      </w:pPr>
-      <w:r>
-        <w:rPr>
-          <w:rFonts w:ascii="Times New Roman" w:hAnsi="Times New Roman"/>
-          <w:b w:val="0"/>
-          <w:i w:val="0"/>
-          <w:sz w:val="24"/>
-        </w:rPr>
-        <w:t>2023 model used the land-use block with alpha = 0.01 but covered only 9/28</w:t>
-      </w:r>
-    </w:p>
-    <w:p>
-      <w:pPr>
-        <w:spacing w:before="0" w:after="0" w:line="480" w:lineRule="auto"/>
-        <w:jc w:val="left"/>
-      </w:pPr>
-      <w:r>
-        <w:rPr>
-          <w:rFonts w:ascii="Times New Roman" w:hAnsi="Times New Roman"/>
-          <w:b w:val="0"/>
-          <w:i w:val="0"/>
-          <w:sz w:val="24"/>
-        </w:rPr>
-        <w:t>observations. Coefficients are penalized, exploratory, and not inferential.</w:t>
+        <w:t>The ridge penalty was applied only to non-intercept coefficients. The penalty parameter was selected on 2022 validation WIS from {0.01, 0.1, 1, 10}. The best 2023 model used the land-use block with alpha = 0.01 but covered only 9/28 observations. Coefficients are penalized, exploratory, and not inferential.</w:t>
       </w:r>
     </w:p>
     <w:p>
@@ -1527,12 +1071,12 @@
       </w:pPr>
       <w:r>
         <w:rPr>
-          <w:rFonts w:ascii="Times New Roman" w:hAnsi="Times New Roman"/>
+          <w:rFonts w:ascii="Courier New" w:hAnsi="Courier New"/>
           <w:b w:val="0"/>
           <w:i w:val="0"/>
-          <w:sz w:val="24"/>
+          <w:sz w:val="20"/>
         </w:rPr>
-        <w:t>text</w:t>
+        <w:t>docs/submission_eid/reports/surveillance_quality_sensitivity.md</w:t>
       </w:r>
     </w:p>
     <w:p>
@@ -1547,73 +1091,7 @@
           <w:i w:val="0"/>
           <w:sz w:val="24"/>
         </w:rPr>
-        <w:t>docs/submission_eid/reports/surveillance_quality_sensitivity.md</w:t>
-      </w:r>
-    </w:p>
-    <w:p>
-      <w:pPr>
-        <w:spacing w:before="0" w:after="0" w:line="480" w:lineRule="auto"/>
-        <w:jc w:val="left"/>
-      </w:pPr>
-    </w:p>
-    <w:p>
-      <w:pPr>
-        <w:spacing w:before="0" w:after="0" w:line="480" w:lineRule="auto"/>
-        <w:jc w:val="left"/>
-      </w:pPr>
-      <w:r>
-        <w:rPr>
-          <w:rFonts w:ascii="Times New Roman" w:hAnsi="Times New Roman"/>
-          <w:b w:val="0"/>
-          <w:i w:val="0"/>
-          <w:sz w:val="24"/>
-        </w:rPr>
-        <w:t>Scenarios included primary all rows, Belgium 2023 exclusion, Cyprus 2023</w:t>
-      </w:r>
-    </w:p>
-    <w:p>
-      <w:pPr>
-        <w:spacing w:before="0" w:after="0" w:line="480" w:lineRule="auto"/>
-        <w:jc w:val="left"/>
-      </w:pPr>
-      <w:r>
-        <w:rPr>
-          <w:rFonts w:ascii="Times New Roman" w:hAnsi="Times New Roman"/>
-          <w:b w:val="0"/>
-          <w:i w:val="0"/>
-          <w:sz w:val="24"/>
-        </w:rPr>
-        <w:t>exclusion, combined Belgium/Cyprus exclusion, retained flagged-row indicator,</w:t>
-      </w:r>
-    </w:p>
-    <w:p>
-      <w:pPr>
-        <w:spacing w:before="0" w:after="0" w:line="480" w:lineRule="auto"/>
-        <w:jc w:val="left"/>
-      </w:pPr>
-      <w:r>
-        <w:rPr>
-          <w:rFonts w:ascii="Times New Roman" w:hAnsi="Times New Roman"/>
-          <w:b w:val="0"/>
-          <w:i w:val="0"/>
-          <w:sz w:val="24"/>
-        </w:rPr>
-        <w:t>and COVID-era training exclusions. No scenario supported promotion of a public</w:t>
-      </w:r>
-    </w:p>
-    <w:p>
-      <w:pPr>
-        <w:spacing w:before="0" w:after="0" w:line="480" w:lineRule="auto"/>
-        <w:jc w:val="left"/>
-      </w:pPr>
-      <w:r>
-        <w:rPr>
-          <w:rFonts w:ascii="Times New Roman" w:hAnsi="Times New Roman"/>
-          <w:b w:val="0"/>
-          <w:i w:val="0"/>
-          <w:sz w:val="24"/>
-        </w:rPr>
-        <w:t>covariate model.</w:t>
+        <w:t>Scenarios included primary all rows, Belgium 2023 exclusion, Cyprus 2023 exclusion, combined Belgium/Cyprus exclusion, retained flagged-row indicator, and COVID-era training exclusions. No scenario supported promotion of a public covariate model.</w:t>
       </w:r>
     </w:p>
     <w:p>
@@ -1653,12 +1131,12 @@
       </w:pPr>
       <w:r>
         <w:rPr>
-          <w:rFonts w:ascii="Times New Roman" w:hAnsi="Times New Roman"/>
+          <w:rFonts w:ascii="Courier New" w:hAnsi="Courier New"/>
           <w:b w:val="0"/>
           <w:i w:val="0"/>
-          <w:sz w:val="24"/>
+          <w:sz w:val="20"/>
         </w:rPr>
-        <w:t>text</w:t>
+        <w:t>docs/submission_eid/reports/country_influence.md</w:t>
       </w:r>
     </w:p>
     <w:p>
@@ -1673,58 +1151,7 @@
           <w:i w:val="0"/>
           <w:sz w:val="24"/>
         </w:rPr>
-        <w:t>docs/submission_eid/reports/country_influence.md</w:t>
-      </w:r>
-    </w:p>
-    <w:p>
-      <w:pPr>
-        <w:spacing w:before="0" w:after="0" w:line="480" w:lineRule="auto"/>
-        <w:jc w:val="left"/>
-      </w:pPr>
-    </w:p>
-    <w:p>
-      <w:pPr>
-        <w:spacing w:before="0" w:after="0" w:line="480" w:lineRule="auto"/>
-        <w:jc w:val="left"/>
-      </w:pPr>
-      <w:r>
-        <w:rPr>
-          <w:rFonts w:ascii="Times New Roman" w:hAnsi="Times New Roman"/>
-          <w:b w:val="0"/>
-          <w:i w:val="0"/>
-          <w:sz w:val="24"/>
-        </w:rPr>
-        <w:t>Finland and Germany were pre-specified influence checks because ECDC reported</w:t>
-      </w:r>
-    </w:p>
-    <w:p>
-      <w:pPr>
-        <w:spacing w:before="0" w:after="0" w:line="480" w:lineRule="auto"/>
-        <w:jc w:val="left"/>
-      </w:pPr>
-      <w:r>
-        <w:rPr>
-          <w:rFonts w:ascii="Times New Roman" w:hAnsi="Times New Roman"/>
-          <w:b w:val="0"/>
-          <w:i w:val="0"/>
-          <w:sz w:val="24"/>
-        </w:rPr>
-        <w:t>that they accounted for 60.5% of 2023 reported cases. Removing either country</w:t>
-      </w:r>
-    </w:p>
-    <w:p>
-      <w:pPr>
-        <w:spacing w:before="0" w:after="0" w:line="480" w:lineRule="auto"/>
-        <w:jc w:val="left"/>
-      </w:pPr>
-      <w:r>
-        <w:rPr>
-          <w:rFonts w:ascii="Times New Roman" w:hAnsi="Times New Roman"/>
-          <w:b w:val="0"/>
-          <w:i w:val="0"/>
-          <w:sz w:val="24"/>
-        </w:rPr>
-        <w:t>did not make a covariate block outperform surveillance baselines.</w:t>
+        <w:t>Finland and Germany were pre-specified influence checks because ECDC reported that they accounted for 60.5% of 2023 reported cases. Removing either country did not make a covariate block outperform surveillance baselines.</w:t>
       </w:r>
     </w:p>
     <w:p>
@@ -1764,12 +1191,12 @@
       </w:pPr>
       <w:r>
         <w:rPr>
-          <w:rFonts w:ascii="Times New Roman" w:hAnsi="Times New Roman"/>
+          <w:rFonts w:ascii="Courier New" w:hAnsi="Courier New"/>
           <w:b w:val="0"/>
           <w:i w:val="0"/>
-          <w:sz w:val="24"/>
+          <w:sz w:val="20"/>
         </w:rPr>
-        <w:t>text</w:t>
+        <w:t>docs/submission_eid/reports/calibration_localization.md</w:t>
       </w:r>
     </w:p>
     <w:p>
@@ -1784,58 +1211,7 @@
           <w:i w:val="0"/>
           <w:sz w:val="24"/>
         </w:rPr>
-        <w:t>docs/submission_eid/reports/calibration_localization.md</w:t>
-      </w:r>
-    </w:p>
-    <w:p>
-      <w:pPr>
-        <w:spacing w:before="0" w:after="0" w:line="480" w:lineRule="auto"/>
-        <w:jc w:val="left"/>
-      </w:pPr>
-    </w:p>
-    <w:p>
-      <w:pPr>
-        <w:spacing w:before="0" w:after="0" w:line="480" w:lineRule="auto"/>
-        <w:jc w:val="left"/>
-      </w:pPr>
-      <w:r>
-        <w:rPr>
-          <w:rFonts w:ascii="Times New Roman" w:hAnsi="Times New Roman"/>
-          <w:b w:val="0"/>
-          <w:i w:val="0"/>
-          <w:sz w:val="24"/>
-        </w:rPr>
-        <w:t>The table lists each 2023 country prediction, observed count, lower 90% bound,</w:t>
-      </w:r>
-    </w:p>
-    <w:p>
-      <w:pPr>
-        <w:spacing w:before="0" w:after="0" w:line="480" w:lineRule="auto"/>
-        <w:jc w:val="left"/>
-      </w:pPr>
-      <w:r>
-        <w:rPr>
-          <w:rFonts w:ascii="Times New Roman" w:hAnsi="Times New Roman"/>
-          <w:b w:val="0"/>
-          <w:i w:val="0"/>
-          <w:sz w:val="24"/>
-        </w:rPr>
-        <w:t>median, upper 90% bound, coverage indicator, interval width, absolute error, and</w:t>
-      </w:r>
-    </w:p>
-    <w:p>
-      <w:pPr>
-        <w:spacing w:before="0" w:after="0" w:line="480" w:lineRule="auto"/>
-        <w:jc w:val="left"/>
-      </w:pPr>
-      <w:r>
-        <w:rPr>
-          <w:rFonts w:ascii="Times New Roman" w:hAnsi="Times New Roman"/>
-          <w:b w:val="0"/>
-          <w:i w:val="0"/>
-          <w:sz w:val="24"/>
-        </w:rPr>
-        <w:t>source-quality flag.</w:t>
+        <w:t>The table lists each 2023 country prediction, observed count, lower 90% bound, median, upper 90% bound, coverage indicator, interval width, absolute error, and source-quality flag.</w:t>
       </w:r>
     </w:p>
     <w:p>
@@ -1875,12 +1251,12 @@
       </w:pPr>
       <w:r>
         <w:rPr>
-          <w:rFonts w:ascii="Times New Roman" w:hAnsi="Times New Roman"/>
+          <w:rFonts w:ascii="Courier New" w:hAnsi="Courier New"/>
           <w:b w:val="0"/>
           <w:i w:val="0"/>
-          <w:sz w:val="24"/>
+          <w:sz w:val="20"/>
         </w:rPr>
-        <w:t>text</w:t>
+        <w:t>docs/submission_eid/reports/detectability_screen.md</w:t>
       </w:r>
     </w:p>
     <w:p>
@@ -1895,88 +1271,7 @@
           <w:i w:val="0"/>
           <w:sz w:val="24"/>
         </w:rPr>
-        <w:t>docs/submission_eid/reports/detectability_screen.md</w:t>
-      </w:r>
-    </w:p>
-    <w:p>
-      <w:pPr>
-        <w:spacing w:before="0" w:after="0" w:line="480" w:lineRule="auto"/>
-        <w:jc w:val="left"/>
-      </w:pPr>
-    </w:p>
-    <w:p>
-      <w:pPr>
-        <w:spacing w:before="0" w:after="0" w:line="480" w:lineRule="auto"/>
-        <w:jc w:val="left"/>
-      </w:pPr>
-      <w:r>
-        <w:rPr>
-          <w:rFonts w:ascii="Times New Roman" w:hAnsi="Times New Roman"/>
-          <w:b w:val="0"/>
-          <w:i w:val="0"/>
-          <w:sz w:val="24"/>
-        </w:rPr>
-        <w:t>The simulation preserves the observed country-year structure and country</w:t>
-      </w:r>
-    </w:p>
-    <w:p>
-      <w:pPr>
-        <w:spacing w:before="0" w:after="0" w:line="480" w:lineRule="auto"/>
-        <w:jc w:val="left"/>
-      </w:pPr>
-      <w:r>
-        <w:rPr>
-          <w:rFonts w:ascii="Times New Roman" w:hAnsi="Times New Roman"/>
-          <w:b w:val="0"/>
-          <w:i w:val="0"/>
-          <w:sz w:val="24"/>
-        </w:rPr>
-        <w:t>populations, then tests effect sizes from none to large across low,</w:t>
-      </w:r>
-    </w:p>
-    <w:p>
-      <w:pPr>
-        <w:spacing w:before="0" w:after="0" w:line="480" w:lineRule="auto"/>
-        <w:jc w:val="left"/>
-      </w:pPr>
-      <w:r>
-        <w:rPr>
-          <w:rFonts w:ascii="Times New Roman" w:hAnsi="Times New Roman"/>
-          <w:b w:val="0"/>
-          <w:i w:val="0"/>
-          <w:sz w:val="24"/>
-        </w:rPr>
-        <w:t>observed-like, and high overdispersion and with/without observed-like</w:t>
-      </w:r>
-    </w:p>
-    <w:p>
-      <w:pPr>
-        <w:spacing w:before="0" w:after="0" w:line="480" w:lineRule="auto"/>
-        <w:jc w:val="left"/>
-      </w:pPr>
-      <w:r>
-        <w:rPr>
-          <w:rFonts w:ascii="Times New Roman" w:hAnsi="Times New Roman"/>
-          <w:b w:val="0"/>
-          <w:i w:val="0"/>
-          <w:sz w:val="24"/>
-        </w:rPr>
-        <w:t>missingness patterns. The maximum null covariate-selection probability was</w:t>
-      </w:r>
-    </w:p>
-    <w:p>
-      <w:pPr>
-        <w:spacing w:before="0" w:after="0" w:line="480" w:lineRule="auto"/>
-        <w:jc w:val="left"/>
-      </w:pPr>
-      <w:r>
-        <w:rPr>
-          <w:rFonts w:ascii="Times New Roman" w:hAnsi="Times New Roman"/>
-          <w:b w:val="0"/>
-          <w:i w:val="0"/>
-          <w:sz w:val="24"/>
-        </w:rPr>
-        <w:t>0.000 under the conservative selection rule.</w:t>
+        <w:t>The simulation preserves the observed country-year structure and country populations, then tests effect sizes from none to large across low, observed-like, and high overdispersion and with/without observed-like missingness patterns. The maximum null covariate-selection probability was 0.000 under the conservative selection rule.</w:t>
       </w:r>
     </w:p>
     <w:p>
@@ -2001,25 +1296,10 @@
       </w:pPr>
       <w:r>
         <w:rPr>
-          <w:rFonts w:ascii="Times New Roman" w:hAnsi="Times New Roman"/>
+          <w:rFonts w:ascii="Courier New" w:hAnsi="Courier New"/>
           <w:b w:val="0"/>
           <w:i w:val="0"/>
-          <w:sz w:val="24"/>
-        </w:rPr>
-        <w:t>text</w:t>
-      </w:r>
-    </w:p>
-    <w:p>
-      <w:pPr>
-        <w:spacing w:before="0" w:after="0" w:line="480" w:lineRule="auto"/>
-        <w:jc w:val="left"/>
-      </w:pPr>
-      <w:r>
-        <w:rPr>
-          <w:rFonts w:ascii="Times New Roman" w:hAnsi="Times New Roman"/>
-          <w:b w:val="0"/>
-          <w:i w:val="0"/>
-          <w:sz w:val="24"/>
+          <w:sz w:val="20"/>
         </w:rPr>
         <w:t>Simulation results do not validate model skill; they indicate that this sample</w:t>
       </w:r>
@@ -2031,10 +1311,10 @@
       </w:pPr>
       <w:r>
         <w:rPr>
-          <w:rFonts w:ascii="Times New Roman" w:hAnsi="Times New Roman"/>
+          <w:rFonts w:ascii="Courier New" w:hAnsi="Courier New"/>
           <w:b w:val="0"/>
           <w:i w:val="0"/>
-          <w:sz w:val="24"/>
+          <w:sz w:val="20"/>
         </w:rPr>
         <w:t>structure has limited ability to detect modest covariate effects under the</w:t>
       </w:r>
@@ -2046,19 +1326,13 @@
       </w:pPr>
       <w:r>
         <w:rPr>
-          <w:rFonts w:ascii="Times New Roman" w:hAnsi="Times New Roman"/>
+          <w:rFonts w:ascii="Courier New" w:hAnsi="Courier New"/>
           <w:b w:val="0"/>
           <w:i w:val="0"/>
-          <w:sz w:val="24"/>
+          <w:sz w:val="20"/>
         </w:rPr>
         <w:t>tested assumptions.</w:t>
       </w:r>
-    </w:p>
-    <w:p>
-      <w:pPr>
-        <w:spacing w:before="0" w:after="0" w:line="480" w:lineRule="auto"/>
-        <w:jc w:val="left"/>
-      </w:pPr>
     </w:p>
     <w:p>
       <w:pPr>
@@ -2087,37 +1361,7 @@
           <w:i w:val="0"/>
           <w:sz w:val="24"/>
         </w:rPr>
-        <w:t>MODIS MOD13C2 NDVI/EVI is not used in primary models. The source manifest exists,</w:t>
-      </w:r>
-    </w:p>
-    <w:p>
-      <w:pPr>
-        <w:spacing w:before="0" w:after="0" w:line="480" w:lineRule="auto"/>
-        <w:jc w:val="left"/>
-      </w:pPr>
-      <w:r>
-        <w:rPr>
-          <w:rFonts w:ascii="Times New Roman" w:hAnsi="Times New Roman"/>
-          <w:b w:val="0"/>
-          <w:i w:val="0"/>
-          <w:sz w:val="24"/>
-        </w:rPr>
-        <w:t>but quality-masked country-year aggregation was not implemented and audited.</w:t>
-      </w:r>
-    </w:p>
-    <w:p>
-      <w:pPr>
-        <w:spacing w:before="0" w:after="0" w:line="480" w:lineRule="auto"/>
-        <w:jc w:val="left"/>
-      </w:pPr>
-      <w:r>
-        <w:rPr>
-          <w:rFonts w:ascii="Times New Roman" w:hAnsi="Times New Roman"/>
-          <w:b w:val="0"/>
-          <w:i w:val="0"/>
-          <w:sz w:val="24"/>
-        </w:rPr>
-        <w:t>The manuscript therefore makes no vegetation claims.</w:t>
+        <w:t>MODIS MOD13C2 NDVI/EVI is not used in primary models. The source manifest exists, but quality-masked country-year aggregation was not implemented and audited. The manuscript therefore makes no vegetation claims.</w:t>
       </w:r>
     </w:p>
     <w:p>
@@ -2157,25 +1401,10 @@
       </w:pPr>
       <w:r>
         <w:rPr>
-          <w:rFonts w:ascii="Times New Roman" w:hAnsi="Times New Roman"/>
+          <w:rFonts w:ascii="Courier New" w:hAnsi="Courier New"/>
           <w:b w:val="0"/>
           <w:i w:val="0"/>
-          <w:sz w:val="24"/>
-        </w:rPr>
-        <w:t>powershell</w:t>
-      </w:r>
-    </w:p>
-    <w:p>
-      <w:pPr>
-        <w:spacing w:before="0" w:after="0" w:line="480" w:lineRule="auto"/>
-        <w:jc w:val="left"/>
-      </w:pPr>
-      <w:r>
-        <w:rPr>
-          <w:rFonts w:ascii="Times New Roman" w:hAnsi="Times New Roman"/>
-          <w:b w:val="0"/>
-          <w:i w:val="0"/>
-          <w:sz w:val="24"/>
+          <w:sz w:val="20"/>
         </w:rPr>
         <w:t>python -m pip install -e ".[dev,geo]"</w:t>
       </w:r>
@@ -2187,10 +1416,10 @@
       </w:pPr>
       <w:r>
         <w:rPr>
-          <w:rFonts w:ascii="Times New Roman" w:hAnsi="Times New Roman"/>
+          <w:rFonts w:ascii="Courier New" w:hAnsi="Courier New"/>
           <w:b w:val="0"/>
           <w:i w:val="0"/>
-          <w:sz w:val="24"/>
+          <w:sz w:val="20"/>
         </w:rPr>
         <w:t>python tools/create_ecdc_case_table.py --accessed-date 2026-05-14</w:t>
       </w:r>
@@ -2202,10 +1431,10 @@
       </w:pPr>
       <w:r>
         <w:rPr>
-          <w:rFonts w:ascii="Times New Roman" w:hAnsi="Times New Roman"/>
+          <w:rFonts w:ascii="Courier New" w:hAnsi="Courier New"/>
           <w:b w:val="0"/>
           <w:i w:val="0"/>
-          <w:sz w:val="24"/>
+          <w:sz w:val="20"/>
         </w:rPr>
         <w:t>python tools/validate_international_cases.py --strict</w:t>
       </w:r>
@@ -2217,10 +1446,10 @@
       </w:pPr>
       <w:r>
         <w:rPr>
-          <w:rFonts w:ascii="Times New Roman" w:hAnsi="Times New Roman"/>
+          <w:rFonts w:ascii="Courier New" w:hAnsi="Courier New"/>
           <w:b w:val="0"/>
           <w:i w:val="0"/>
-          <w:sz w:val="24"/>
+          <w:sz w:val="20"/>
         </w:rPr>
         <w:t>python tools/download_faostat_land_use.py</w:t>
       </w:r>
@@ -2232,10 +1461,10 @@
       </w:pPr>
       <w:r>
         <w:rPr>
-          <w:rFonts w:ascii="Times New Roman" w:hAnsi="Times New Roman"/>
+          <w:rFonts w:ascii="Courier New" w:hAnsi="Courier New"/>
           <w:b w:val="0"/>
           <w:i w:val="0"/>
-          <w:sz w:val="24"/>
+          <w:sz w:val="20"/>
         </w:rPr>
         <w:t>python tools/create_terraclimate_manifest.py</w:t>
       </w:r>
@@ -2247,10 +1476,10 @@
       </w:pPr>
       <w:r>
         <w:rPr>
-          <w:rFonts w:ascii="Times New Roman" w:hAnsi="Times New Roman"/>
+          <w:rFonts w:ascii="Courier New" w:hAnsi="Courier New"/>
           <w:b w:val="0"/>
           <w:i w:val="0"/>
-          <w:sz w:val="24"/>
+          <w:sz w:val="20"/>
         </w:rPr>
         <w:t>python tools/download_natural_earth_countries.py</w:t>
       </w:r>
@@ -2262,10 +1491,10 @@
       </w:pPr>
       <w:r>
         <w:rPr>
-          <w:rFonts w:ascii="Times New Roman" w:hAnsi="Times New Roman"/>
+          <w:rFonts w:ascii="Courier New" w:hAnsi="Courier New"/>
           <w:b w:val="0"/>
           <w:i w:val="0"/>
-          <w:sz w:val="24"/>
+          <w:sz w:val="20"/>
         </w:rPr>
         <w:t>python tools/aggregate_terraclimate_country_year.py</w:t>
       </w:r>
@@ -2277,10 +1506,10 @@
       </w:pPr>
       <w:r>
         <w:rPr>
-          <w:rFonts w:ascii="Times New Roman" w:hAnsi="Times New Roman"/>
+          <w:rFonts w:ascii="Courier New" w:hAnsi="Courier New"/>
           <w:b w:val="0"/>
           <w:i w:val="0"/>
-          <w:sz w:val="24"/>
+          <w:sz w:val="20"/>
         </w:rPr>
         <w:t>python tools/build_international_dataset.py</w:t>
       </w:r>
@@ -2292,10 +1521,10 @@
       </w:pPr>
       <w:r>
         <w:rPr>
-          <w:rFonts w:ascii="Times New Roman" w:hAnsi="Times New Roman"/>
+          <w:rFonts w:ascii="Courier New" w:hAnsi="Courier New"/>
           <w:b w:val="0"/>
           <w:i w:val="0"/>
-          <w:sz w:val="24"/>
+          <w:sz w:val="20"/>
         </w:rPr>
         <w:t>python tools/run_international_baselines.py</w:t>
       </w:r>
@@ -2307,10 +1536,10 @@
       </w:pPr>
       <w:r>
         <w:rPr>
-          <w:rFonts w:ascii="Times New Roman" w:hAnsi="Times New Roman"/>
+          <w:rFonts w:ascii="Courier New" w:hAnsi="Courier New"/>
           <w:b w:val="0"/>
           <w:i w:val="0"/>
-          <w:sz w:val="24"/>
+          <w:sz w:val="20"/>
         </w:rPr>
         <w:t>python tools/run_feature_ablation.py</w:t>
       </w:r>
@@ -2322,10 +1551,10 @@
       </w:pPr>
       <w:r>
         <w:rPr>
-          <w:rFonts w:ascii="Times New Roman" w:hAnsi="Times New Roman"/>
+          <w:rFonts w:ascii="Courier New" w:hAnsi="Courier New"/>
           <w:b w:val="0"/>
           <w:i w:val="0"/>
-          <w:sz w:val="24"/>
+          <w:sz w:val="20"/>
         </w:rPr>
         <w:t>python tools/run_count_models.py</w:t>
       </w:r>
@@ -2337,10 +1566,10 @@
       </w:pPr>
       <w:r>
         <w:rPr>
-          <w:rFonts w:ascii="Times New Roman" w:hAnsi="Times New Roman"/>
+          <w:rFonts w:ascii="Courier New" w:hAnsi="Courier New"/>
           <w:b w:val="0"/>
           <w:i w:val="0"/>
-          <w:sz w:val="24"/>
+          <w:sz w:val="20"/>
         </w:rPr>
         <w:t>python tools/write_eid_model_inputs_table.py</w:t>
       </w:r>
@@ -2352,10 +1581,10 @@
       </w:pPr>
       <w:r>
         <w:rPr>
-          <w:rFonts w:ascii="Times New Roman" w:hAnsi="Times New Roman"/>
+          <w:rFonts w:ascii="Courier New" w:hAnsi="Courier New"/>
           <w:b w:val="0"/>
           <w:i w:val="0"/>
-          <w:sz w:val="24"/>
+          <w:sz w:val="20"/>
         </w:rPr>
         <w:t>python tools/run_surveillance_quality_sensitivity.py</w:t>
       </w:r>
@@ -2367,10 +1596,10 @@
       </w:pPr>
       <w:r>
         <w:rPr>
-          <w:rFonts w:ascii="Times New Roman" w:hAnsi="Times New Roman"/>
+          <w:rFonts w:ascii="Courier New" w:hAnsi="Courier New"/>
           <w:b w:val="0"/>
           <w:i w:val="0"/>
-          <w:sz w:val="24"/>
+          <w:sz w:val="20"/>
         </w:rPr>
         <w:t>python tools/run_country_influence.py</w:t>
       </w:r>
@@ -2382,10 +1611,10 @@
       </w:pPr>
       <w:r>
         <w:rPr>
-          <w:rFonts w:ascii="Times New Roman" w:hAnsi="Times New Roman"/>
+          <w:rFonts w:ascii="Courier New" w:hAnsi="Courier New"/>
           <w:b w:val="0"/>
           <w:i w:val="0"/>
-          <w:sz w:val="24"/>
+          <w:sz w:val="20"/>
         </w:rPr>
         <w:t>python tools/write_calibration_localization.py</w:t>
       </w:r>
@@ -2397,10 +1626,10 @@
       </w:pPr>
       <w:r>
         <w:rPr>
-          <w:rFonts w:ascii="Times New Roman" w:hAnsi="Times New Roman"/>
+          <w:rFonts w:ascii="Courier New" w:hAnsi="Courier New"/>
           <w:b w:val="0"/>
           <w:i w:val="0"/>
-          <w:sz w:val="24"/>
+          <w:sz w:val="20"/>
         </w:rPr>
         <w:t>python tools/run_detectability_screen.py --iterations 100</w:t>
       </w:r>
@@ -2412,10 +1641,10 @@
       </w:pPr>
       <w:r>
         <w:rPr>
-          <w:rFonts w:ascii="Times New Roman" w:hAnsi="Times New Roman"/>
+          <w:rFonts w:ascii="Courier New" w:hAnsi="Courier New"/>
           <w:b w:val="0"/>
           <w:i w:val="0"/>
-          <w:sz w:val="24"/>
+          <w:sz w:val="20"/>
         </w:rPr>
         <w:t>python tools/create_eid_figures.py</w:t>
       </w:r>
@@ -2427,10 +1656,10 @@
       </w:pPr>
       <w:r>
         <w:rPr>
-          <w:rFonts w:ascii="Times New Roman" w:hAnsi="Times New Roman"/>
+          <w:rFonts w:ascii="Courier New" w:hAnsi="Courier New"/>
           <w:b w:val="0"/>
           <w:i w:val="0"/>
-          <w:sz w:val="24"/>
+          <w:sz w:val="20"/>
         </w:rPr>
         <w:t>python tools/build_eid_docx.py</w:t>
       </w:r>
@@ -2442,10 +1671,10 @@
       </w:pPr>
       <w:r>
         <w:rPr>
-          <w:rFonts w:ascii="Times New Roman" w:hAnsi="Times New Roman"/>
+          <w:rFonts w:ascii="Courier New" w:hAnsi="Courier New"/>
           <w:b w:val="0"/>
           <w:i w:val="0"/>
-          <w:sz w:val="24"/>
+          <w:sz w:val="20"/>
         </w:rPr>
         <w:t>python tools/check_eid_submission_readiness.py --strict</w:t>
       </w:r>
@@ -2457,10 +1686,10 @@
       </w:pPr>
       <w:r>
         <w:rPr>
-          <w:rFonts w:ascii="Times New Roman" w:hAnsi="Times New Roman"/>
+          <w:rFonts w:ascii="Courier New" w:hAnsi="Courier New"/>
           <w:b w:val="0"/>
           <w:i w:val="0"/>
-          <w:sz w:val="24"/>
+          <w:sz w:val="20"/>
         </w:rPr>
         <w:t>python -m pytest</w:t>
       </w:r>
@@ -2472,10 +1701,10 @@
       </w:pPr>
       <w:r>
         <w:rPr>
-          <w:rFonts w:ascii="Times New Roman" w:hAnsi="Times New Roman"/>
+          <w:rFonts w:ascii="Courier New" w:hAnsi="Courier New"/>
           <w:b w:val="0"/>
           <w:i w:val="0"/>
-          <w:sz w:val="24"/>
+          <w:sz w:val="20"/>
         </w:rPr>
         <w:t>python -m ruff check src tests tools</w:t>
       </w:r>
@@ -2487,19 +1716,13 @@
       </w:pPr>
       <w:r>
         <w:rPr>
-          <w:rFonts w:ascii="Times New Roman" w:hAnsi="Times New Roman"/>
+          <w:rFonts w:ascii="Courier New" w:hAnsi="Courier New"/>
           <w:b w:val="0"/>
           <w:i w:val="0"/>
-          <w:sz w:val="24"/>
+          <w:sz w:val="20"/>
         </w:rPr>
         <w:t>git diff --check</w:t>
       </w:r>
-    </w:p>
-    <w:p>
-      <w:pPr>
-        <w:spacing w:before="0" w:after="0" w:line="480" w:lineRule="auto"/>
-        <w:jc w:val="left"/>
-      </w:pPr>
     </w:p>
     <w:sectPr>
       <w:pgSz w:w="12240" w:h="15840"/>
